--- a/Kim12-3-3-Yapay-Zeka-ve-Surdurulebilirlik.docx
+++ b/Kim12-3-3-Yapay-Zeka-ve-Surdurulebilirlik.docx
@@ -542,32 +542,7 @@
           <w:rFonts w:ascii="Times New Roman" w:hAnsi="Times New Roman" w:cs="Times New Roman"/>
           <w:lang w:val="tr-TR"/>
         </w:rPr>
-        <w:t xml:space="preserve">Tablo A’da bazı yapay zekâ uygulamaları ve bu uygulamaların özellikleri verilmiştir.</w:t>
-      </w:r>
-    </w:p>
-    <w:p>
-      <w:pPr>
-        <w:jc w:val="center"/>
-        <w:rPr>
-          <w:rFonts w:ascii="Times New Roman" w:hAnsi="Times New Roman" w:cs="Times New Roman"/>
-          <w:lang w:val="tr-TR"/>
-        </w:rPr>
-      </w:pPr>
-      <w:r>
-        <w:rPr>
-          <w:rFonts w:ascii="Times New Roman" w:hAnsi="Times New Roman" w:cs="Times New Roman"/>
-          <w:b/>
-          <w:bCs/>
-          <w:lang w:val="tr-TR"/>
-        </w:rPr>
-        <w:t xml:space="preserve">Tablo A:</w:t>
-      </w:r>
-      <w:r>
-        <w:rPr>
-          <w:rFonts w:ascii="Times New Roman" w:hAnsi="Times New Roman" w:cs="Times New Roman"/>
-          <w:lang w:val="tr-TR"/>
-        </w:rPr>
-        <w:t xml:space="preserve"> Bazı yapay zekâ uygulamaları ve özellikleri</w:t>
+        <w:t xml:space="preserve">Aşağıdaki tabloda bazı yapay zekâ uygulamaları ve bu uygulamaların özellikleri verilmiştir.</w:t>
       </w:r>
     </w:p>
     <w:tbl>
@@ -1750,7 +1725,7 @@
           <w:rFonts w:ascii="Times New Roman" w:hAnsi="Times New Roman" w:cs="Times New Roman"/>
           <w:lang w:val="tr-TR"/>
         </w:rPr>
-        <w:t xml:space="preserve">Tablo A’daki uygulamalardan dördünü seçiniz. Her uygulama için şu soruları sorunuz: Bu uygulama hangi sürdürülebilir kalkınma amacına katkı sağlayabilir? Bu katkının dayanağı nedir? Uygulamanın çalışması için neye ihtiyaç vardır (enerji, su, donanım, veri)? Uygulamadan kimler olumsuz etkilenebilir? Cevaplarınızı aşağıdaki tabloya yazınız.</w:t>
+        <w:t xml:space="preserve">1. aşamada verilen tablodaki uygulamalardan dördünü seçiniz. Her uygulama için şu soruları sorunuz: Bu uygulama hangi sürdürülebilir kalkınma amacına katkı sağlayabilir? Bu katkının dayanağı nedir? Uygulamanın çalışması için neye ihtiyaç vardır (enerji, su, donanım, veri)? Uygulamadan kimler olumsuz etkilenebilir? Cevaplarınızı aşağıdaki tabloya yazınız.</w:t>
       </w:r>
     </w:p>
     <w:tbl>
@@ -3322,7 +3297,7 @@
           <w:rFonts w:ascii="Times New Roman" w:hAnsi="Times New Roman" w:cs="Times New Roman"/>
           <w:lang w:val="tr-TR"/>
         </w:rPr>
-        <w:t xml:space="preserve">Yeşil kimya alanını inceleyen gruplar yapay zekâ uygulamalarını yeşil kimya ilkeleriyle ilişkilendirdi. Bu ilişkiler Tablo B’de özetlenmiştir. Tablodaki uygulamaların ortak yanı, laboratuvarda ya da fabrikada çok sayıda deneme yapmadan en uygun seçeneğe daha hızlı ulaşılmasını sağlamalarıdır. Böylece enerji, ham madde ve çözücü tüketimi ile atık miktarı azalabilir; daha verimli süreçler üretim maliyetlerini düşürerek ülke ekonomisine de katkı sağlayabilir.</w:t>
+        <w:t xml:space="preserve">Yeşil kimya alanını inceleyen gruplar yapay zekâ uygulamalarını yeşil kimya ilkeleriyle ilişkilendirdi. Bu ilişkiler Tablo A’da özetlenmiştir. Tablodaki uygulamaların ortak yanı, laboratuvarda ya da fabrikada çok sayıda deneme yapmadan en uygun seçeneğe daha hızlı ulaşılmasını sağlamalarıdır. Böylece enerji, ham madde ve çözücü tüketimi ile atık miktarı azalabilir; daha verimli süreçler üretim maliyetlerini düşürerek ülke ekonomisine de katkı sağlayabilir.</w:t>
       </w:r>
     </w:p>
     <w:p>
@@ -3340,7 +3315,7 @@
           <w:bCs/>
           <w:lang w:val="tr-TR"/>
         </w:rPr>
-        <w:t xml:space="preserve">Tablo B:</w:t>
+        <w:t xml:space="preserve">Tablo A:</w:t>
       </w:r>
       <w:r>
         <w:rPr>

--- a/Kim12-3-3-Yapay-Zeka-ve-Surdurulebilirlik.docx
+++ b/Kim12-3-3-Yapay-Zeka-ve-Surdurulebilirlik.docx
@@ -72,7 +72,7 @@
                 <w:rFonts w:ascii="Times New Roman" w:hAnsi="Times New Roman" w:cs="Times New Roman"/>
                 <w:lang w:val="tr-TR"/>
               </w:rPr>
-              <w:t xml:space="preserve">GÖRSEL ALANI</w:t>
+              <w:t xml:space="preserve">GÖRSEL ALANI (Shutterstock)</w:t>
             </w:r>
           </w:p>
           <w:p>
@@ -104,23 +104,7 @@
                 <w:rFonts w:ascii="Times New Roman" w:hAnsi="Times New Roman" w:cs="Times New Roman"/>
                 <w:lang w:val="tr-TR"/>
               </w:rPr>
-              <w:t xml:space="preserve">Shutterstock arama: “artificial intelligence daily life smartphone voice assistant”</w:t>
-            </w:r>
-          </w:p>
-          <w:p>
-            <w:pPr>
-              <w:jc w:val="both"/>
-              <w:rPr>
-                <w:rFonts w:ascii="Times New Roman" w:hAnsi="Times New Roman" w:cs="Times New Roman"/>
-                <w:lang w:val="tr-TR"/>
-              </w:rPr>
-            </w:pPr>
-            <w:r>
-              <w:rPr>
-                <w:rFonts w:ascii="Times New Roman" w:hAnsi="Times New Roman" w:cs="Times New Roman"/>
-                <w:lang w:val="tr-TR"/>
-              </w:rPr>
-              <w:t xml:space="preserve">Shutter ID: ……………</w:t>
+              <w:t xml:space="preserve">Shutter ID: 2843947897 (fotoğraf) — Woman talking to AI voice assistant on smartphone</w:t>
             </w:r>
           </w:p>
         </w:tc>
@@ -193,7 +177,7 @@
                 <w:rFonts w:ascii="Times New Roman" w:hAnsi="Times New Roman" w:cs="Times New Roman"/>
                 <w:lang w:val="tr-TR"/>
               </w:rPr>
-              <w:t xml:space="preserve">GÖRSEL ALANI</w:t>
+              <w:t xml:space="preserve">GÖRSEL ALANI (Shutterstock)</w:t>
             </w:r>
           </w:p>
           <w:p>
@@ -225,23 +209,7 @@
                 <w:rFonts w:ascii="Times New Roman" w:hAnsi="Times New Roman" w:cs="Times New Roman"/>
                 <w:lang w:val="tr-TR"/>
               </w:rPr>
-              <w:t xml:space="preserve">Shutterstock arama: “data center server room cooling”</w:t>
-            </w:r>
-          </w:p>
-          <w:p>
-            <w:pPr>
-              <w:jc w:val="both"/>
-              <w:rPr>
-                <w:rFonts w:ascii="Times New Roman" w:hAnsi="Times New Roman" w:cs="Times New Roman"/>
-                <w:lang w:val="tr-TR"/>
-              </w:rPr>
-            </w:pPr>
-            <w:r>
-              <w:rPr>
-                <w:rFonts w:ascii="Times New Roman" w:hAnsi="Times New Roman" w:cs="Times New Roman"/>
-                <w:lang w:val="tr-TR"/>
-              </w:rPr>
-              <w:t xml:space="preserve">Shutter ID: ……………</w:t>
+              <w:t xml:space="preserve">Shutter ID: 2655026457 (fotoğraf) — Server rack cooling fans in a data center</w:t>
             </w:r>
           </w:p>
         </w:tc>

--- a/Kim12-3-3-Yapay-Zeka-ve-Surdurulebilirlik.docx
+++ b/Kim12-3-3-Yapay-Zeka-ve-Surdurulebilirlik.docx
@@ -482,7 +482,37 @@
                 <w:rFonts w:ascii="Times New Roman" w:hAnsi="Times New Roman" w:cs="Times New Roman"/>
                 <w:lang w:val="tr-TR"/>
               </w:rPr>
-              <w:t xml:space="preserve">Bilgisayarların büyük miktarda veriyi analiz etmesini, verilerdeki örüntülerden öğrenmesini ve bu öğrendiklerine dayanarak tahmin yapıp karar almasını sağlayan bilgi işlem teknolojileri, günümüzde pek çok alanda kullanılmaktadır. Bu teknolojilerde bilgisayar, kendisine her adımı tek tek söylenmeden, örnek verilerden öğrenir. Ne kadar çok ve doğru veriyle çalışırsa tahminleri o kadar iyileşir.</w:t>
+              <w:t xml:space="preserve">Bilgisayar sistemlerinin dili anlama, görüntü tanıma, veri analizi yapma, tahmin yapma ve karar verme gibi insan zekâsı gerektiren işleri yerine getirmesini sağlayan bilgi işlem teknolojilerine </w:t>
+            </w:r>
+            <w:r>
+              <w:rPr>
+                <w:b/>
+                <w:rFonts w:ascii="Times New Roman" w:hAnsi="Times New Roman" w:cs="Times New Roman"/>
+                <w:lang w:val="tr-TR"/>
+              </w:rPr>
+              <w:t xml:space="preserve">yapay zekâ</w:t>
+            </w:r>
+            <w:r>
+              <w:rPr>
+                <w:rFonts w:ascii="Times New Roman" w:hAnsi="Times New Roman" w:cs="Times New Roman"/>
+                <w:lang w:val="tr-TR"/>
+              </w:rPr>
+              <w:t xml:space="preserve"> denir. Yapay zekânın bir alt alanı olan </w:t>
+            </w:r>
+            <w:r>
+              <w:rPr>
+                <w:b/>
+                <w:rFonts w:ascii="Times New Roman" w:hAnsi="Times New Roman" w:cs="Times New Roman"/>
+                <w:lang w:val="tr-TR"/>
+              </w:rPr>
+              <w:t xml:space="preserve">makine öğrenmesinde</w:t>
+            </w:r>
+            <w:r>
+              <w:rPr>
+                <w:rFonts w:ascii="Times New Roman" w:hAnsi="Times New Roman" w:cs="Times New Roman"/>
+                <w:lang w:val="tr-TR"/>
+              </w:rPr>
+              <w:t xml:space="preserve"> bilgisayar, her adımı açıkça programlanmadan örnek verilerdeki örüntüleri öğrenir ve bu örüntüleri yeni verilere uygulayarak tahmin yapar ya da karar alır. Bir modelin tahminlerinin doğruluğu, öğrendiği verilerin miktarına, doğruluğuna ve çeşitliliğine bağlıdır.</w:t>
             </w:r>
           </w:p>
         </w:tc>
@@ -1496,6 +1526,22 @@
                 <w:rFonts w:ascii="Times New Roman" w:hAnsi="Times New Roman" w:cs="Times New Roman"/>
                 <w:lang w:val="tr-TR"/>
               </w:rPr>
+              <w:t xml:space="preserve">Birleşmiş Milletlerin 2015 yılında kabul ettiği sürdürülebilir kalkınma amaçları, bugünün ihtiyaçlarını gelecek kuşakların kendi ihtiyaçlarını karşılama olanağını tehlikeye atmadan karşılamayı hedefleyen 17 küresel amaçtır. Bunlardan bazıları şunlardır:</w:t>
+            </w:r>
+          </w:p>
+          <w:p>
+            <w:pPr>
+              <w:jc w:val="both"/>
+              <w:rPr>
+                <w:rFonts w:ascii="Times New Roman" w:hAnsi="Times New Roman" w:cs="Times New Roman"/>
+                <w:lang w:val="tr-TR"/>
+              </w:rPr>
+            </w:pPr>
+            <w:r>
+              <w:rPr>
+                <w:rFonts w:ascii="Times New Roman" w:hAnsi="Times New Roman" w:cs="Times New Roman"/>
+                <w:lang w:val="tr-TR"/>
+              </w:rPr>
               <w:t xml:space="preserve">Açlığa son (2), sağlıklı bireyler (3), nitelikli eğitim (4), temiz su ve sanitasyon (6), erişilebilir ve temiz enerji (7), sanayi, yenilikçilik ve altyapı (9), sürdürülebilir şehirler ve topluluklar (11), sorumlu üretim ve tüketim (12), iklim eylemi (13), sudaki yaşam (14), karasal yaşam (15)</w:t>
             </w:r>
           </w:p>
@@ -1515,6 +1561,22 @@
                 <w:lang w:val="tr-TR"/>
               </w:rPr>
               <w:t xml:space="preserve">Yeşil kimyanın on iki ilkesi</w:t>
+            </w:r>
+          </w:p>
+          <w:p>
+            <w:pPr>
+              <w:jc w:val="both"/>
+              <w:rPr>
+                <w:rFonts w:ascii="Times New Roman" w:hAnsi="Times New Roman" w:cs="Times New Roman"/>
+                <w:lang w:val="tr-TR"/>
+              </w:rPr>
+            </w:pPr>
+            <w:r>
+              <w:rPr>
+                <w:rFonts w:ascii="Times New Roman" w:hAnsi="Times New Roman" w:cs="Times New Roman"/>
+                <w:lang w:val="tr-TR"/>
+              </w:rPr>
+              <w:t xml:space="preserve">Yeşil kimya, tehlikeli maddelerin kullanımını ve oluşumunu azaltan ya da ortadan kaldıran kimyasal ürün ve süreçlerin tasarlanmasıdır. İlkeleri şunlardır:</w:t>
             </w:r>
           </w:p>
           <w:p>
@@ -2795,7 +2857,79 @@
           <w:rFonts w:ascii="Times New Roman" w:hAnsi="Times New Roman" w:cs="Times New Roman"/>
           <w:lang w:val="tr-TR"/>
         </w:rPr>
-        <w:t xml:space="preserve">Yapay zekânın olumsuz etkileri (enerji ve su tüketimi, etik sorunlar, daha az deney yapma, yeteneklerin yeterince kullanılamaması) hakkında neler hissediyorsunuz? Duygularınızı fark ederek ifade ediniz. Arkadaşlarınızın bu konudaki duygularını anlamaya çalışınız.</w:t>
+        <w:t xml:space="preserve">Nitelikli eğitim amacını (4. amaç) göz önünde bulundurarak yapay zekâ kullanımının öğrenmeye olumlu katkılarını ve olumsuz yönlerini (daha az deney yapma, yeteneklerin yeterince kullanılamaması, etik sorunlar) karşılaştırınız.</w:t>
+      </w:r>
+    </w:p>
+    <w:p>
+      <w:pPr>
+        <w:ind w:left="720"/>
+        <w:jc w:val="both"/>
+        <w:rPr>
+          <w:rFonts w:ascii="Times New Roman" w:hAnsi="Times New Roman" w:cs="Times New Roman"/>
+          <w:lang w:val="tr-TR"/>
+        </w:rPr>
+      </w:pPr>
+      <w:r>
+        <w:rPr>
+          <w:rFonts w:ascii="Times New Roman" w:hAnsi="Times New Roman" w:cs="Times New Roman"/>
+          <w:lang w:val="tr-TR"/>
+        </w:rPr>
+        <w:t xml:space="preserve">……………………………………………………………………………………………</w:t>
+      </w:r>
+    </w:p>
+    <w:p>
+      <w:pPr>
+        <w:ind w:left="720"/>
+        <w:jc w:val="both"/>
+        <w:rPr>
+          <w:rFonts w:ascii="Times New Roman" w:hAnsi="Times New Roman" w:cs="Times New Roman"/>
+          <w:lang w:val="tr-TR"/>
+        </w:rPr>
+      </w:pPr>
+      <w:r>
+        <w:rPr>
+          <w:rFonts w:ascii="Times New Roman" w:hAnsi="Times New Roman" w:cs="Times New Roman"/>
+          <w:lang w:val="tr-TR"/>
+        </w:rPr>
+        <w:t xml:space="preserve">……………………………………………………………………………………………</w:t>
+      </w:r>
+    </w:p>
+    <w:p>
+      <w:pPr>
+        <w:ind w:left="720"/>
+        <w:jc w:val="both"/>
+        <w:rPr>
+          <w:rFonts w:ascii="Times New Roman" w:hAnsi="Times New Roman" w:cs="Times New Roman"/>
+          <w:lang w:val="tr-TR"/>
+        </w:rPr>
+      </w:pPr>
+      <w:r>
+        <w:rPr>
+          <w:rFonts w:ascii="Times New Roman" w:hAnsi="Times New Roman" w:cs="Times New Roman"/>
+          <w:lang w:val="tr-TR"/>
+        </w:rPr>
+        <w:t xml:space="preserve">……………………………………………………………………………………………</w:t>
+      </w:r>
+    </w:p>
+    <w:p>
+      <w:pPr>
+        <w:pStyle w:val="ListParagraph"/>
+        <w:numPr>
+          <w:ilvl w:val="0"/>
+          <w:numId w:val="55"/>
+        </w:numPr>
+        <w:jc w:val="both"/>
+        <w:rPr>
+          <w:rFonts w:ascii="Times New Roman" w:hAnsi="Times New Roman" w:cs="Times New Roman"/>
+          <w:lang w:val="tr-TR"/>
+        </w:rPr>
+      </w:pPr>
+      <w:r>
+        <w:rPr>
+          <w:rFonts w:ascii="Times New Roman" w:hAnsi="Times New Roman" w:cs="Times New Roman"/>
+          <w:lang w:val="tr-TR"/>
+        </w:rPr>
+        <w:t xml:space="preserve">Yapay zekânın enerji ve su tüketimi, etik sorunlar gibi olumsuz etkileri hakkında neler hissediyorsunuz? Duygularınızı fark ederek ifade ediniz. Arkadaşlarınızın bu konudaki duygularını anlamaya çalışınız.</w:t>
       </w:r>
     </w:p>
     <w:p>
@@ -3036,7 +3170,70 @@
           <w:rFonts w:ascii="Times New Roman" w:hAnsi="Times New Roman" w:cs="Times New Roman"/>
           <w:lang w:val="tr-TR"/>
         </w:rPr>
-        <w:t xml:space="preserve">Analiz ve Keşif Atölyesi 3.3.’ün ilk aşamasında incelediğiniz sesli asistan, öneri sistemi, otonom araç ve teşhis yardımcısı gibi uygulamaların ortak noktası, verilerden öğrenerek insan zekâsı gerektiren işleri yapabilmeleriydi. Bilgisayar sistemlerinin dili anlama, görüntü tanıma, tahmin yapma ve karar verme gibi insan zekâsı gerektiren işleri yerine getirmesini sağlayan bilgi işlem teknolojilerine </w:t>
+        <w:t xml:space="preserve">Makine öğrenmesiyle çalışan bir yapay zekâ uygulaması iki aşamada hazırlanır ve kullanılır. Eğitim aşamasında model, çok büyük veri kümelerini defalarca işleyerek verilerdeki örüntüleri öğrenir. Kullanım aşamasında ise eğitilmiş model, kendisine sorulan yeni bir soruya ya da verilen yeni bir veriye öğrendiği örüntüleri uygulayarak cevap üretir. Örneğin binlerce tepkimenin sıcaklık, katalizör, çözücü ve verim verileriyle eğitilen bir model, henüz denenmemiş bir tepkime için hangi koşullarda yüksek verim alınabileceğini tahmin edebilir. Yapay zekâ uygulamalarının öne çıkan yeteneklerinden </w:t>
+      </w:r>
+      <w:r>
+        <w:rPr>
+          <w:b/>
+          <w:rFonts w:ascii="Times New Roman" w:hAnsi="Times New Roman" w:cs="Times New Roman"/>
+          <w:lang w:val="tr-TR"/>
+        </w:rPr>
+        <w:t xml:space="preserve">veri madenciliği</w:t>
+      </w:r>
+      <w:r>
+        <w:rPr>
+          <w:rFonts w:ascii="Times New Roman" w:hAnsi="Times New Roman" w:cs="Times New Roman"/>
+          <w:lang w:val="tr-TR"/>
+        </w:rPr>
+        <w:t xml:space="preserve">, büyük veri yığınlarında gizli kalmış örüntülerin ve ilişkilerin bulunmasıdır; </w:t>
+      </w:r>
+      <w:r>
+        <w:rPr>
+          <w:b/>
+          <w:rFonts w:ascii="Times New Roman" w:hAnsi="Times New Roman" w:cs="Times New Roman"/>
+          <w:lang w:val="tr-TR"/>
+        </w:rPr>
+        <w:t xml:space="preserve">gerçek zamanlı analiz</w:t>
+      </w:r>
+      <w:r>
+        <w:rPr>
+          <w:rFonts w:ascii="Times New Roman" w:hAnsi="Times New Roman" w:cs="Times New Roman"/>
+          <w:lang w:val="tr-TR"/>
+        </w:rPr>
+        <w:t xml:space="preserve"> ise verilerin oluştuğu anda işlenerek hemen karar verilmesidir.</w:t>
+      </w:r>
+    </w:p>
+    <w:p>
+      <w:pPr>
+        <w:jc w:val="both"/>
+        <w:rPr>
+          <w:rFonts w:ascii="Times New Roman" w:hAnsi="Times New Roman" w:cs="Times New Roman"/>
+          <w:lang w:val="tr-TR"/>
+        </w:rPr>
+      </w:pPr>
+      <w:r>
+        <w:rPr>
+          <w:rFonts w:ascii="Times New Roman" w:hAnsi="Times New Roman" w:cs="Times New Roman"/>
+          <w:lang w:val="tr-TR"/>
+        </w:rPr>
+        <w:t xml:space="preserve">Yapay zekâ uygulamaları sürdürülebilirliğe birçok yoldan katkı sağlayabilir:</w:t>
+      </w:r>
+    </w:p>
+    <w:p>
+      <w:pPr>
+        <w:ind w:left="360"/>
+        <w:jc w:val="both"/>
+        <w:rPr>
+          <w:rFonts w:ascii="Times New Roman" w:hAnsi="Times New Roman" w:cs="Times New Roman"/>
+          <w:lang w:val="tr-TR"/>
+        </w:rPr>
+      </w:pPr>
+      <w:r>
+        <w:rPr>
+          <w:rFonts w:ascii="Times New Roman" w:hAnsi="Times New Roman" w:cs="Times New Roman"/>
+          <w:lang w:val="tr-TR"/>
+        </w:rPr>
+        <w:t xml:space="preserve">• </w:t>
       </w:r>
       <w:r>
         <w:rPr>
@@ -3045,14 +3242,31 @@
           <w:bCs/>
           <w:lang w:val="tr-TR"/>
         </w:rPr>
-        <w:t xml:space="preserve">yapay zekâ</w:t>
-      </w:r>
-      <w:r>
-        <w:rPr>
-          <w:rFonts w:ascii="Times New Roman" w:hAnsi="Times New Roman" w:cs="Times New Roman"/>
-          <w:lang w:val="tr-TR"/>
-        </w:rPr>
-        <w:t xml:space="preserve"> denir. Yapay zekânın bir alt alanı olan </w:t>
+        <w:t xml:space="preserve">Enerji verimliliği:</w:t>
+      </w:r>
+      <w:r>
+        <w:rPr>
+          <w:rFonts w:ascii="Times New Roman" w:hAnsi="Times New Roman" w:cs="Times New Roman"/>
+          <w:lang w:val="tr-TR"/>
+        </w:rPr>
+        <w:t xml:space="preserve"> Elektrik şebekesindeki tüketimi saatler öncesinden tahmin ederek santrallerin ve enerji depolama sistemlerinin daha verimli çalıştırılmasına yardımcı olur. Veri merkezlerinde ve fabrikalarda soğutma sistemlerini anlık koşullara göre ayarlayarak enerji israfını azaltabilir.</w:t>
+      </w:r>
+    </w:p>
+    <w:p>
+      <w:pPr>
+        <w:ind w:left="360"/>
+        <w:jc w:val="both"/>
+        <w:rPr>
+          <w:rFonts w:ascii="Times New Roman" w:hAnsi="Times New Roman" w:cs="Times New Roman"/>
+          <w:lang w:val="tr-TR"/>
+        </w:rPr>
+      </w:pPr>
+      <w:r>
+        <w:rPr>
+          <w:rFonts w:ascii="Times New Roman" w:hAnsi="Times New Roman" w:cs="Times New Roman"/>
+          <w:lang w:val="tr-TR"/>
+        </w:rPr>
+        <w:t xml:space="preserve">• </w:t>
       </w:r>
       <w:r>
         <w:rPr>
@@ -3061,30 +3275,14 @@
           <w:bCs/>
           <w:lang w:val="tr-TR"/>
         </w:rPr>
-        <w:t xml:space="preserve">makine öğrenmesinde</w:t>
-      </w:r>
-      <w:r>
-        <w:rPr>
-          <w:rFonts w:ascii="Times New Roman" w:hAnsi="Times New Roman" w:cs="Times New Roman"/>
-          <w:lang w:val="tr-TR"/>
-        </w:rPr>
-        <w:t xml:space="preserve"> bilgisayar, her adımı açıkça programlanmadan örnek verilerdeki örüntüleri öğrenir ve bu örüntüleri yeni verilere uygular. Örneğin binlerce tepkimenin sıcaklık, katalizör, çözücü ve verim verileriyle eğitilen bir model, henüz denenmemiş bir tepkime için hangi koşullarda yüksek verim alınabileceğini tahmin edebilir. Atölyede gördüğünüz gibi yapay zekâ uygulamaları veri analizi, veri madenciliği (büyük veri yığınlarında gizli örüntüleri bulma), gerçek zamanlı analiz, otomasyon ve gelecekteki olayları tahmin etme gibi yeteneklere sahiptir.</w:t>
-      </w:r>
-    </w:p>
-    <w:p>
-      <w:pPr>
-        <w:jc w:val="both"/>
-        <w:rPr>
-          <w:rFonts w:ascii="Times New Roman" w:hAnsi="Times New Roman" w:cs="Times New Roman"/>
-          <w:lang w:val="tr-TR"/>
-        </w:rPr>
-      </w:pPr>
-      <w:r>
-        <w:rPr>
-          <w:rFonts w:ascii="Times New Roman" w:hAnsi="Times New Roman" w:cs="Times New Roman"/>
-          <w:lang w:val="tr-TR"/>
-        </w:rPr>
-        <w:t xml:space="preserve">Atölyenin 3. aşamasında farklı alanlar için yürüttüğünüz akıl yürütmeler, yapay zekânın sürdürülebilirliğe birçok yoldan katkı sağlayabileceğini gösterir:</w:t>
+        <w:t xml:space="preserve">Çevresel izleme ve koruma:</w:t>
+      </w:r>
+      <w:r>
+        <w:rPr>
+          <w:rFonts w:ascii="Times New Roman" w:hAnsi="Times New Roman" w:cs="Times New Roman"/>
+          <w:lang w:val="tr-TR"/>
+        </w:rPr>
+        <w:t xml:space="preserve"> Uydu görüntülerinden orman yangınlarını, kaçak ağaç kesimini, denizdeki petrol sızıntılarını ve su kirliliğini erken fark etmeye; sensör verilerinden hava kalitesini izlemeye yardımcı olur.</w:t>
       </w:r>
     </w:p>
     <w:p>
@@ -3110,14 +3308,14 @@
           <w:bCs/>
           <w:lang w:val="tr-TR"/>
         </w:rPr>
-        <w:t xml:space="preserve">Enerji verimliliği:</w:t>
-      </w:r>
-      <w:r>
-        <w:rPr>
-          <w:rFonts w:ascii="Times New Roman" w:hAnsi="Times New Roman" w:cs="Times New Roman"/>
-          <w:lang w:val="tr-TR"/>
-        </w:rPr>
-        <w:t xml:space="preserve"> Güneş ve rüzgâr santrallerinin üretimini önceden tahmin ederek elektrik şebekesinin dengelenmesine yardımcı olur. Akıllı bina sistemleri ısıtma, soğutma ve aydınlatmayı ihtiyaca göre ayarlayarak enerji israfını azaltır.</w:t>
+        <w:t xml:space="preserve">Sürdürülebilir gıda üretimi:</w:t>
+      </w:r>
+      <w:r>
+        <w:rPr>
+          <w:rFonts w:ascii="Times New Roman" w:hAnsi="Times New Roman" w:cs="Times New Roman"/>
+          <w:lang w:val="tr-TR"/>
+        </w:rPr>
+        <w:t xml:space="preserve"> Yaprak görüntülerinden bitki hastalıklarını erken tanıyarak tarım ilaçlarının yalnızca gereken bölgelerde kullanılmasını sağlar; gıdaların depolama ve taşıma koşullarını izleyerek bozulmayı ve gıda israfını azaltır.</w:t>
       </w:r>
     </w:p>
     <w:p>
@@ -3143,14 +3341,14 @@
           <w:bCs/>
           <w:lang w:val="tr-TR"/>
         </w:rPr>
-        <w:t xml:space="preserve">Çevresel izleme ve koruma:</w:t>
-      </w:r>
-      <w:r>
-        <w:rPr>
-          <w:rFonts w:ascii="Times New Roman" w:hAnsi="Times New Roman" w:cs="Times New Roman"/>
-          <w:lang w:val="tr-TR"/>
-        </w:rPr>
-        <w:t xml:space="preserve"> Uydu görüntülerinden orman yangınlarını, kaçak ağaç kesimini ve su kirliliğini erken fark etmeye; sensör verilerinden hava kalitesini izlemeye yardımcı olur.</w:t>
+        <w:t xml:space="preserve">Atık azaltma:</w:t>
+      </w:r>
+      <w:r>
+        <w:rPr>
+          <w:rFonts w:ascii="Times New Roman" w:hAnsi="Times New Roman" w:cs="Times New Roman"/>
+          <w:lang w:val="tr-TR"/>
+        </w:rPr>
+        <w:t xml:space="preserve"> Üretimde talep tahmini fazla üretimi ve israfı azaltır; makinelerdeki arızaları önceden tahmin eden sistemler bakımın zamanında yapılmasını sağlayarak makinelerin ve parçaların ömrünü uzatır.</w:t>
       </w:r>
     </w:p>
     <w:p>
@@ -3176,19 +3374,18 @@
           <w:bCs/>
           <w:lang w:val="tr-TR"/>
         </w:rPr>
-        <w:t xml:space="preserve">Sürdürülebilir gıda üretimi:</w:t>
-      </w:r>
-      <w:r>
-        <w:rPr>
-          <w:rFonts w:ascii="Times New Roman" w:hAnsi="Times New Roman" w:cs="Times New Roman"/>
-          <w:lang w:val="tr-TR"/>
-        </w:rPr>
-        <w:t xml:space="preserve"> Akıllı sulama ve gübreleme sistemleri suyun, gübrenin ve tarım ilaçlarının yalnızca gerektiği yerde ve gerektiği kadar kullanılmasını sağlar.</w:t>
-      </w:r>
-    </w:p>
-    <w:p>
-      <w:pPr>
-        <w:ind w:left="360"/>
+        <w:t xml:space="preserve">Otonom araçlar ve akıllı ulaşım:</w:t>
+      </w:r>
+      <w:r>
+        <w:rPr>
+          <w:rFonts w:ascii="Times New Roman" w:hAnsi="Times New Roman" w:cs="Times New Roman"/>
+          <w:lang w:val="tr-TR"/>
+        </w:rPr>
+        <w:t xml:space="preserve"> Rota planlama, toplu taşıma seferlerinin yolcu yoğunluğuna göre düzenlenmesi ve trafik ışıklarının akıllı yönetimi yakıt tüketimini ve egzoz emisyonlarını azaltabilir.</w:t>
+      </w:r>
+    </w:p>
+    <w:p>
+      <w:pPr>
         <w:jc w:val="both"/>
         <w:rPr>
           <w:rFonts w:ascii="Times New Roman" w:hAnsi="Times New Roman" w:cs="Times New Roman"/>
@@ -3200,87 +3397,21 @@
           <w:rFonts w:ascii="Times New Roman" w:hAnsi="Times New Roman" w:cs="Times New Roman"/>
           <w:lang w:val="tr-TR"/>
         </w:rPr>
-        <w:t xml:space="preserve">• </w:t>
-      </w:r>
-      <w:r>
-        <w:rPr>
-          <w:rFonts w:ascii="Times New Roman" w:hAnsi="Times New Roman" w:cs="Times New Roman"/>
+        <w:t xml:space="preserve">Yapay zekânın yeşil kimyaya katkısını bir örnek senaryo üzerinde inceleyelim. Bir ilaç ara ürününün sentezinde dört farklı sıcaklık, dört farklı katalizör, üç farklı çözücü ve iki farklı derişim denenebilsin. Bu durumda 4 · 4 · 3 · 2 = 96 farklı koşul vardır. Yapay zekâ destekli bir deneme planında model, her denemenin sonucundan öğrenerek bir sonraki denemede hangi koşulun deneneceğini seçer; böylece en yüksek verimin elde edildiği koşula çok daha az denemeyle ulaşılır. Bütün koşulların tek tek denenmesi ile yapay zekâ destekli deneme planının gerektirdiği kaynaklar Tablo A’da karşılaştırılmıştır.</w:t>
+      </w:r>
+    </w:p>
+    <w:p>
+      <w:pPr>
+        <w:jc w:val="center"/>
+        <w:rPr>
+          <w:rFonts w:ascii="Times New Roman" w:hAnsi="Times New Roman" w:cs="Times New Roman"/>
+          <w:lang w:val="tr-TR"/>
+        </w:rPr>
+      </w:pPr>
+      <w:r>
+        <w:rPr>
           <w:b/>
-          <w:bCs/>
-          <w:lang w:val="tr-TR"/>
-        </w:rPr>
-        <w:t xml:space="preserve">Atık azaltma:</w:t>
-      </w:r>
-      <w:r>
-        <w:rPr>
-          <w:rFonts w:ascii="Times New Roman" w:hAnsi="Times New Roman" w:cs="Times New Roman"/>
-          <w:lang w:val="tr-TR"/>
-        </w:rPr>
-        <w:t xml:space="preserve"> Atık ayrıştırma robotları geri dönüştürülebilir malzemelerin daha doğru ayrılmasını sağlar; üretimde talep tahmini fazla üretimi ve israfı azaltır.</w:t>
-      </w:r>
-    </w:p>
-    <w:p>
-      <w:pPr>
-        <w:ind w:left="360"/>
-        <w:jc w:val="both"/>
-        <w:rPr>
-          <w:rFonts w:ascii="Times New Roman" w:hAnsi="Times New Roman" w:cs="Times New Roman"/>
-          <w:lang w:val="tr-TR"/>
-        </w:rPr>
-      </w:pPr>
-      <w:r>
-        <w:rPr>
-          <w:rFonts w:ascii="Times New Roman" w:hAnsi="Times New Roman" w:cs="Times New Roman"/>
-          <w:lang w:val="tr-TR"/>
-        </w:rPr>
-        <w:t xml:space="preserve">• </w:t>
-      </w:r>
-      <w:r>
-        <w:rPr>
-          <w:rFonts w:ascii="Times New Roman" w:hAnsi="Times New Roman" w:cs="Times New Roman"/>
-          <w:b/>
-          <w:bCs/>
-          <w:lang w:val="tr-TR"/>
-        </w:rPr>
-        <w:t xml:space="preserve">Otonom araçlar ve akıllı ulaşım:</w:t>
-      </w:r>
-      <w:r>
-        <w:rPr>
-          <w:rFonts w:ascii="Times New Roman" w:hAnsi="Times New Roman" w:cs="Times New Roman"/>
-          <w:lang w:val="tr-TR"/>
-        </w:rPr>
-        <w:t xml:space="preserve"> Rota planlama ve trafik ışıklarının akıllı yönetimi yakıt tüketimini ve egzoz emisyonlarını azaltabilir.</w:t>
-      </w:r>
-    </w:p>
-    <w:p>
-      <w:pPr>
-        <w:jc w:val="both"/>
-        <w:rPr>
-          <w:rFonts w:ascii="Times New Roman" w:hAnsi="Times New Roman" w:cs="Times New Roman"/>
-          <w:lang w:val="tr-TR"/>
-        </w:rPr>
-      </w:pPr>
-      <w:r>
-        <w:rPr>
-          <w:rFonts w:ascii="Times New Roman" w:hAnsi="Times New Roman" w:cs="Times New Roman"/>
-          <w:lang w:val="tr-TR"/>
-        </w:rPr>
-        <w:t xml:space="preserve">Yeşil kimya alanını inceleyen gruplar yapay zekâ uygulamalarını yeşil kimya ilkeleriyle ilişkilendirdi. Bu ilişkiler Tablo A’da özetlenmiştir. Tablodaki uygulamaların ortak yanı, laboratuvarda ya da fabrikada çok sayıda deneme yapmadan en uygun seçeneğe daha hızlı ulaşılmasını sağlamalarıdır. Böylece enerji, ham madde ve çözücü tüketimi ile atık miktarı azalabilir; daha verimli süreçler üretim maliyetlerini düşürerek ülke ekonomisine de katkı sağlayabilir.</w:t>
-      </w:r>
-    </w:p>
-    <w:p>
-      <w:pPr>
-        <w:jc w:val="center"/>
-        <w:rPr>
-          <w:rFonts w:ascii="Times New Roman" w:hAnsi="Times New Roman" w:cs="Times New Roman"/>
-          <w:lang w:val="tr-TR"/>
-        </w:rPr>
-      </w:pPr>
-      <w:r>
-        <w:rPr>
-          <w:rFonts w:ascii="Times New Roman" w:hAnsi="Times New Roman" w:cs="Times New Roman"/>
-          <w:b/>
-          <w:bCs/>
+          <w:rFonts w:ascii="Times New Roman" w:hAnsi="Times New Roman" w:cs="Times New Roman"/>
           <w:lang w:val="tr-TR"/>
         </w:rPr>
         <w:t xml:space="preserve">Tablo A:</w:t>
@@ -3290,7 +3421,7 @@
           <w:rFonts w:ascii="Times New Roman" w:hAnsi="Times New Roman" w:cs="Times New Roman"/>
           <w:lang w:val="tr-TR"/>
         </w:rPr>
-        <w:t xml:space="preserve"> Yeşil kimyada yapay zekâ uygulamaları</w:t>
+        <w:t xml:space="preserve"> Bir sentezde en uygun koşulun belirlenmesi için harcanan kaynaklar (örnek senaryo)</w:t>
       </w:r>
     </w:p>
     <w:tbl>
@@ -3333,13 +3464,11 @@
             <w:r>
               <w:rPr>
                 <w:rFonts w:ascii="Times New Roman" w:hAnsi="Times New Roman" w:cs="Times New Roman"/>
-                <w:b/>
-                <w:bCs/>
                 <w:sz w:val="18"/>
                 <w:szCs w:val="18"/>
                 <w:lang w:val="tr-TR"/>
               </w:rPr>
-              <w:t xml:space="preserve">Yapay zekâ uygulaması</w:t>
+              <w:t xml:space="preserve">Nicelik</w:t>
             </w:r>
           </w:p>
         </w:tc>
@@ -3362,13 +3491,11 @@
             <w:r>
               <w:rPr>
                 <w:rFonts w:ascii="Times New Roman" w:hAnsi="Times New Roman" w:cs="Times New Roman"/>
-                <w:b/>
-                <w:bCs/>
                 <w:sz w:val="18"/>
                 <w:szCs w:val="18"/>
                 <w:lang w:val="tr-TR"/>
               </w:rPr>
-              <w:t xml:space="preserve">İlişkili yeşil kimya ilkesi</w:t>
+              <w:t xml:space="preserve">Bütün koşulların tek tek denenmesi</w:t>
             </w:r>
           </w:p>
         </w:tc>
@@ -3391,13 +3518,11 @@
             <w:r>
               <w:rPr>
                 <w:rFonts w:ascii="Times New Roman" w:hAnsi="Times New Roman" w:cs="Times New Roman"/>
-                <w:b/>
-                <w:bCs/>
                 <w:sz w:val="18"/>
                 <w:szCs w:val="18"/>
                 <w:lang w:val="tr-TR"/>
               </w:rPr>
-              <w:t xml:space="preserve">Olası kazanım</w:t>
+              <w:t xml:space="preserve">Yapay zekâ destekli deneme planı</w:t>
             </w:r>
           </w:p>
         </w:tc>
@@ -3423,7 +3548,7 @@
                 <w:szCs w:val="18"/>
                 <w:lang w:val="tr-TR"/>
               </w:rPr>
-              <w:t xml:space="preserve">En verimli tepkime yolunu ve koşullarını belirleme</w:t>
+              <w:t xml:space="preserve">Yapılan deneme sayısı</w:t>
             </w:r>
           </w:p>
         </w:tc>
@@ -3447,7 +3572,7 @@
                 <w:szCs w:val="18"/>
                 <w:lang w:val="tr-TR"/>
               </w:rPr>
-              <w:t xml:space="preserve">Atık oluşumunu önleme, atom ekonomisi</w:t>
+              <w:t xml:space="preserve">96</w:t>
             </w:r>
           </w:p>
         </w:tc>
@@ -3471,7 +3596,7 @@
                 <w:szCs w:val="18"/>
                 <w:lang w:val="tr-TR"/>
               </w:rPr>
-              <w:t xml:space="preserve">Daha az deneme, daha az ham madde ve atık</w:t>
+              <w:t xml:space="preserve">18</w:t>
             </w:r>
           </w:p>
         </w:tc>
@@ -3497,7 +3622,7 @@
                 <w:szCs w:val="18"/>
                 <w:lang w:val="tr-TR"/>
               </w:rPr>
-              <w:t xml:space="preserve">Uygun katalizörleri tanımlama</w:t>
+              <w:t xml:space="preserve">Kullanılan çözücü (L)</w:t>
             </w:r>
           </w:p>
         </w:tc>
@@ -3521,7 +3646,7 @@
                 <w:szCs w:val="18"/>
                 <w:lang w:val="tr-TR"/>
               </w:rPr>
-              <w:t xml:space="preserve">Kataliz, enerji verimliliği için tasarım</w:t>
+              <w:t xml:space="preserve">48</w:t>
             </w:r>
           </w:p>
         </w:tc>
@@ -3545,7 +3670,7 @@
                 <w:szCs w:val="18"/>
                 <w:lang w:val="tr-TR"/>
               </w:rPr>
-              <w:t xml:space="preserve">Daha düşük sıcaklık ve basınçta çalışan süreçler</w:t>
+              <w:t xml:space="preserve">9</w:t>
             </w:r>
           </w:p>
         </w:tc>
@@ -3571,7 +3696,7 @@
                 <w:szCs w:val="18"/>
                 <w:lang w:val="tr-TR"/>
               </w:rPr>
-              <w:t xml:space="preserve">Daha az zararlı çözücü ve madde seçeneklerini bulma</w:t>
+              <w:t xml:space="preserve">Oluşan kimyasal atık (kg)</w:t>
             </w:r>
           </w:p>
         </w:tc>
@@ -3595,7 +3720,7 @@
                 <w:szCs w:val="18"/>
                 <w:lang w:val="tr-TR"/>
               </w:rPr>
-              <w:t xml:space="preserve">Daha güvenli çözücüler, daha güvenli kimyasallar tasarlama</w:t>
+              <w:t xml:space="preserve">30</w:t>
             </w:r>
           </w:p>
         </w:tc>
@@ -3619,7 +3744,7 @@
                 <w:szCs w:val="18"/>
                 <w:lang w:val="tr-TR"/>
               </w:rPr>
-              <w:t xml:space="preserve">İnsan sağlığı ve çevre için daha az risk</w:t>
+              <w:t xml:space="preserve">5,6</w:t>
             </w:r>
           </w:p>
         </w:tc>
@@ -3645,7 +3770,7 @@
                 <w:szCs w:val="18"/>
                 <w:lang w:val="tr-TR"/>
               </w:rPr>
-              <w:t xml:space="preserve">Zehirlilik ve çevresel etki tahmini</w:t>
+              <w:t xml:space="preserve">Laboratuvar çalışma süresi (gün)</w:t>
             </w:r>
           </w:p>
         </w:tc>
@@ -3669,7 +3794,7 @@
                 <w:szCs w:val="18"/>
                 <w:lang w:val="tr-TR"/>
               </w:rPr>
-              <w:t xml:space="preserve">Daha güvenli kimyasallar tasarlama, bozunma için tasarım</w:t>
+              <w:t xml:space="preserve">24</w:t>
             </w:r>
           </w:p>
         </w:tc>
@@ -3693,229 +3818,7 @@
                 <w:szCs w:val="18"/>
                 <w:lang w:val="tr-TR"/>
               </w:rPr>
-              <w:t xml:space="preserve">Zararlı olabilecek maddelerin üretilmeden fark edilmesi</w:t>
-            </w:r>
-          </w:p>
-        </w:tc>
-      </w:tr>
-      <w:tr>
-        <w:tc>
-          <w:tcPr>
-            <w:tcW w:w="3000" w:type="dxa"/>
-            <w:vAlign w:val="center"/>
-          </w:tcPr>
-          <w:p>
-            <w:pPr>
-              <w:jc w:val="left"/>
-              <w:rPr>
-                <w:rFonts w:ascii="Times New Roman" w:hAnsi="Times New Roman" w:cs="Times New Roman"/>
-                <w:lang w:val="tr-TR"/>
-              </w:rPr>
-            </w:pPr>
-            <w:r>
-              <w:rPr>
-                <w:rFonts w:ascii="Times New Roman" w:hAnsi="Times New Roman" w:cs="Times New Roman"/>
-                <w:sz w:val="18"/>
-                <w:szCs w:val="18"/>
-                <w:lang w:val="tr-TR"/>
-              </w:rPr>
-              <w:t xml:space="preserve">Atık akışlarını analiz etme</w:t>
-            </w:r>
-          </w:p>
-        </w:tc>
-        <w:tc>
-          <w:tcPr>
-            <w:tcW w:w="3100" w:type="dxa"/>
-            <w:vAlign w:val="center"/>
-          </w:tcPr>
-          <w:p>
-            <w:pPr>
-              <w:jc w:val="left"/>
-              <w:rPr>
-                <w:rFonts w:ascii="Times New Roman" w:hAnsi="Times New Roman" w:cs="Times New Roman"/>
-                <w:lang w:val="tr-TR"/>
-              </w:rPr>
-            </w:pPr>
-            <w:r>
-              <w:rPr>
-                <w:rFonts w:ascii="Times New Roman" w:hAnsi="Times New Roman" w:cs="Times New Roman"/>
-                <w:sz w:val="18"/>
-                <w:szCs w:val="18"/>
-                <w:lang w:val="tr-TR"/>
-              </w:rPr>
-              <w:t xml:space="preserve">Atık oluşumunu önleme</w:t>
-            </w:r>
-          </w:p>
-        </w:tc>
-        <w:tc>
-          <w:tcPr>
-            <w:tcW w:w="2900" w:type="dxa"/>
-            <w:vAlign w:val="center"/>
-          </w:tcPr>
-          <w:p>
-            <w:pPr>
-              <w:jc w:val="left"/>
-              <w:rPr>
-                <w:rFonts w:ascii="Times New Roman" w:hAnsi="Times New Roman" w:cs="Times New Roman"/>
-                <w:lang w:val="tr-TR"/>
-              </w:rPr>
-            </w:pPr>
-            <w:r>
-              <w:rPr>
-                <w:rFonts w:ascii="Times New Roman" w:hAnsi="Times New Roman" w:cs="Times New Roman"/>
-                <w:sz w:val="18"/>
-                <w:szCs w:val="18"/>
-                <w:lang w:val="tr-TR"/>
-              </w:rPr>
-              <w:t xml:space="preserve">Atıkların kaynağında azaltılması ve geri kazanılması</w:t>
-            </w:r>
-          </w:p>
-        </w:tc>
-      </w:tr>
-      <w:tr>
-        <w:tc>
-          <w:tcPr>
-            <w:tcW w:w="3000" w:type="dxa"/>
-            <w:vAlign w:val="center"/>
-          </w:tcPr>
-          <w:p>
-            <w:pPr>
-              <w:jc w:val="left"/>
-              <w:rPr>
-                <w:rFonts w:ascii="Times New Roman" w:hAnsi="Times New Roman" w:cs="Times New Roman"/>
-                <w:lang w:val="tr-TR"/>
-              </w:rPr>
-            </w:pPr>
-            <w:r>
-              <w:rPr>
-                <w:rFonts w:ascii="Times New Roman" w:hAnsi="Times New Roman" w:cs="Times New Roman"/>
-                <w:sz w:val="18"/>
-                <w:szCs w:val="18"/>
-                <w:lang w:val="tr-TR"/>
-              </w:rPr>
-              <w:t xml:space="preserve">Endüstriyel süreçleri gerçek zamanlı izleme</w:t>
-            </w:r>
-          </w:p>
-        </w:tc>
-        <w:tc>
-          <w:tcPr>
-            <w:tcW w:w="3100" w:type="dxa"/>
-            <w:vAlign w:val="center"/>
-          </w:tcPr>
-          <w:p>
-            <w:pPr>
-              <w:jc w:val="left"/>
-              <w:rPr>
-                <w:rFonts w:ascii="Times New Roman" w:hAnsi="Times New Roman" w:cs="Times New Roman"/>
-                <w:lang w:val="tr-TR"/>
-              </w:rPr>
-            </w:pPr>
-            <w:r>
-              <w:rPr>
-                <w:rFonts w:ascii="Times New Roman" w:hAnsi="Times New Roman" w:cs="Times New Roman"/>
-                <w:sz w:val="18"/>
-                <w:szCs w:val="18"/>
-                <w:lang w:val="tr-TR"/>
-              </w:rPr>
-              <w:t xml:space="preserve">Kirliliği önlemek için gerçek zamanlı analiz, kazaları önlemek için daha güvenli kimya</w:t>
-            </w:r>
-          </w:p>
-        </w:tc>
-        <w:tc>
-          <w:tcPr>
-            <w:tcW w:w="2900" w:type="dxa"/>
-            <w:vAlign w:val="center"/>
-          </w:tcPr>
-          <w:p>
-            <w:pPr>
-              <w:jc w:val="left"/>
-              <w:rPr>
-                <w:rFonts w:ascii="Times New Roman" w:hAnsi="Times New Roman" w:cs="Times New Roman"/>
-                <w:lang w:val="tr-TR"/>
-              </w:rPr>
-            </w:pPr>
-            <w:r>
-              <w:rPr>
-                <w:rFonts w:ascii="Times New Roman" w:hAnsi="Times New Roman" w:cs="Times New Roman"/>
-                <w:sz w:val="18"/>
-                <w:szCs w:val="18"/>
-                <w:lang w:val="tr-TR"/>
-              </w:rPr>
-              <w:t xml:space="preserve">Sapmaların ve kazaların önceden fark edilmesi</w:t>
-            </w:r>
-          </w:p>
-        </w:tc>
-      </w:tr>
-      <w:tr>
-        <w:tc>
-          <w:tcPr>
-            <w:tcW w:w="3000" w:type="dxa"/>
-            <w:vAlign w:val="center"/>
-          </w:tcPr>
-          <w:p>
-            <w:pPr>
-              <w:jc w:val="left"/>
-              <w:rPr>
-                <w:rFonts w:ascii="Times New Roman" w:hAnsi="Times New Roman" w:cs="Times New Roman"/>
-                <w:lang w:val="tr-TR"/>
-              </w:rPr>
-            </w:pPr>
-            <w:r>
-              <w:rPr>
-                <w:rFonts w:ascii="Times New Roman" w:hAnsi="Times New Roman" w:cs="Times New Roman"/>
-                <w:sz w:val="18"/>
-                <w:szCs w:val="18"/>
-                <w:lang w:val="tr-TR"/>
-              </w:rPr>
-              <w:t xml:space="preserve">Yeni malzemelerin özelliklerini tahmin etme</w:t>
-            </w:r>
-          </w:p>
-        </w:tc>
-        <w:tc>
-          <w:tcPr>
-            <w:tcW w:w="3100" w:type="dxa"/>
-            <w:vAlign w:val="center"/>
-          </w:tcPr>
-          <w:p>
-            <w:pPr>
-              <w:jc w:val="left"/>
-              <w:rPr>
-                <w:rFonts w:ascii="Times New Roman" w:hAnsi="Times New Roman" w:cs="Times New Roman"/>
-                <w:lang w:val="tr-TR"/>
-              </w:rPr>
-            </w:pPr>
-            <w:r>
-              <w:rPr>
-                <w:rFonts w:ascii="Times New Roman" w:hAnsi="Times New Roman" w:cs="Times New Roman"/>
-                <w:sz w:val="18"/>
-                <w:szCs w:val="18"/>
-                <w:lang w:val="tr-TR"/>
-              </w:rPr>
-              <w:t xml:space="preserve">Enerji verimliliği için tasarım, yenilenebilir ham madde kullanımı</w:t>
-            </w:r>
-          </w:p>
-        </w:tc>
-        <w:tc>
-          <w:tcPr>
-            <w:tcW w:w="2900" w:type="dxa"/>
-            <w:vAlign w:val="center"/>
-          </w:tcPr>
-          <w:p>
-            <w:pPr>
-              <w:jc w:val="left"/>
-              <w:rPr>
-                <w:rFonts w:ascii="Times New Roman" w:hAnsi="Times New Roman" w:cs="Times New Roman"/>
-                <w:lang w:val="tr-TR"/>
-              </w:rPr>
-            </w:pPr>
-            <w:r>
-              <w:rPr>
-                <w:rFonts w:ascii="Times New Roman" w:hAnsi="Times New Roman" w:cs="Times New Roman"/>
-                <w:sz w:val="18"/>
-                <w:szCs w:val="18"/>
-                <w:lang w:val="tr-TR"/>
-              </w:rPr>
-              <w:t xml:space="preserve">Daha verimli güneş pilleri, piller ve katalizörler için aday malzemelerin hızla belirlenmesi</w:t>
+              <w:t xml:space="preserve">5</w:t>
             </w:r>
           </w:p>
         </w:tc>
@@ -3943,7 +3846,23 @@
           <w:rFonts w:ascii="Times New Roman" w:hAnsi="Times New Roman" w:cs="Times New Roman"/>
           <w:lang w:val="tr-TR"/>
         </w:rPr>
-        <w:t xml:space="preserve">Atölyenin 2. aşamasındaki bilgiler ise yapay zekânın kendisinin de kaynak tükettiğini gösteriyordu. Peki, bu tüketim ne kadar hızlı artmaktadır? Uluslararası Enerji Ajansının verilerine göre veri merkezlerinin elektrik tüketiminin 2024 ile 2030 arasında iki katından fazla artması beklenmektedir (Grafik A). Bu elektrik fosil yakıtlardan üretildiğinde sera gazı salımı artar. Veri merkezlerinin soğutulması özellikle su kıtlığı yaşanan bölgelerde su kaynakları üzerinde baskı oluşturabilir. Donanım üretimi için metal ve kritik ham madde çıkarılması, eskiyen donanımların da elektronik atığa dönüşmesi diğer çevresel etkilerdir. Ayrıca bir teknoloji verimliliği artırıp bir hizmeti ucuzlattığında o hizmetin kullanımı da artabilir; bu durumda verimlilikle sağlanan tasarrufun bir kısmı kaybolur. Bu nedenle yapay zekânın çevresel etkisi yalnızca tek bir işlemin enerji tüketimine bakarak değil, uygulamanın ne sıklıkla ve ne amaçla kullanıldığı dikkate alınarak değerlendirilmelidir.</w:t>
+        <w:t xml:space="preserve">Bu örnekte daha az deneme yapılması ve daha az çözücü kullanılması atık oluşumunu önleme ilkesiyle uyumludur. Yapay zekâ benzer şekilde daha düşük sıcaklıkta çalışan süreçler için uygun katalizörlerin belirlenmesinde, kimyasal maddelerin zehirliliğinin ve çevresel etkilerinin henüz üretilmeden tahmin edilmesinde, atık akışlarının analizinde ve fabrikalardaki süreçlerin gerçek zamanlı izlenmesinde kullanılabilir. Daha az ham madde, enerji ve zaman harcanması üretim maliyetlerini düşürerek ülke ekonomisine de katkı sağlar. Ancak yapay zekânın önerdiği koşulun gerçekten en uygun koşul olup olmadığı yalnızca laboratuvarda yapılan denemelerle anlaşılabilir.</w:t>
+      </w:r>
+    </w:p>
+    <w:p>
+      <w:pPr>
+        <w:jc w:val="both"/>
+        <w:rPr>
+          <w:rFonts w:ascii="Times New Roman" w:hAnsi="Times New Roman" w:cs="Times New Roman"/>
+          <w:lang w:val="tr-TR"/>
+        </w:rPr>
+      </w:pPr>
+      <w:r>
+        <w:rPr>
+          <w:rFonts w:ascii="Times New Roman" w:hAnsi="Times New Roman" w:cs="Times New Roman"/>
+          <w:lang w:val="tr-TR"/>
+        </w:rPr>
+        <w:t xml:space="preserve">Yapay zekânın kendisi de kaynak tüketir. Büyük bir modelin eğitimi çok sayıda güçlü bilgisayarın haftalarca çalışmasını gerektirir; kullanım aşamasında ise tek bir isteğin tükettiği enerji küçük olsa da milyonlarca kullanıcıdan gelen isteklerle toplam tüketim büyür. Bu nedenle yapay zekâ uygulamalarının çalıştığı veri merkezlerinin elektrik tüketiminin önümüzdeki yıllarda hızla artması beklenmektedir (Grafik A). Bu elektrik fosil yakıtlardan üretildiğinde sera gazı salımı artar. Veri merkezlerinin soğutulması özellikle su kıtlığı yaşanan bölgelerde su kaynakları üzerinde baskı oluşturabilir. Donanım üretimi için metal ve kritik ham madde çıkarılması, eskiyen donanımların da elektronik atığa dönüşmesi diğer çevresel etkilerdir. Ayrıca bir teknoloji verimliliği artırıp bir hizmeti ucuzlattığında o hizmetin kullanımı da artabilir; bu durumda verimlilikle sağlanan tasarrufun bir kısmı kaybolur. Bu nedenle yapay zekânın çevresel etkisi yalnızca tek bir işlemin enerji tüketimine bakarak değil, uygulamanın ne sıklıkla ve ne amaçla kullanıldığı dikkate alınarak değerlendirilmelidir.</w:t>
       </w:r>
     </w:p>
     <w:p xmlns:a="http://schemas.openxmlformats.org/drawingml/2006/main" xmlns:pic="http://schemas.openxmlformats.org/drawingml/2006/picture">
@@ -4045,7 +3964,7 @@
           <w:rFonts w:ascii="Times New Roman" w:hAnsi="Times New Roman" w:cs="Times New Roman"/>
           <w:lang w:val="tr-TR"/>
         </w:rPr>
-        <w:t xml:space="preserve">Atölyenin 3. aşamasında değerlendirdiğiniz iddiaları düşündüğünüzde yapay zekânın ne kendiliğinden çevre dostu ne de kendiliğinden zararlı olduğunu fark ettiniz. Yapay zekâ uygulamalarının sürdürülebilirliğe etkisi; hangi amaçla kullanıldıklarına, sağladıkları kazanımın tükettikleri enerji, su ve ham maddeye göre büyüklüğüne, enerjinin hangi kaynaklardan sağlandığına ve etik kurallara uyulup uyulmadığına bağlıdır sonucuna ulaşılabilir. Bir yapay zekâ uygulamasını değerlendirirken amacını, dayandığı kanıtları, üretimden atığa kadar bütün kaynak kullanımını, kimlerin fayda ve kimlerin zarar gördüğünü ve daha az kaynak kullanan başka bir seçenek olup olmadığını sorgulamak eleştirel düşünmenin gereğidir.</w:t>
+        <w:t xml:space="preserve">Bu bilgiler bir arada değerlendirildiğinde yapay zekânın ne kendiliğinden çevre dostu ne de kendiliğinden zararlı olduğu görülür. Yapay zekâ uygulamalarının sürdürülebilirliğe etkisi; hangi amaçla kullanıldıklarına, sağladıkları kazanımın tükettikleri enerji, su ve ham maddeye göre büyüklüğüne, enerjinin hangi kaynaklardan sağlandığına ve etik kurallara uyulup uyulmadığına bağlıdır. Bir yapay zekâ uygulamasını değerlendirirken amacını, dayandığı kanıtları, üretimden atığa kadar bütün kaynak kullanımını, kimlerin fayda ve kimlerin zarar gördüğünü ve daha az kaynak kullanan başka bir seçenek olup olmadığını sorgulamak eleştirel düşünmenin gereğidir.</w:t>
       </w:r>
     </w:p>
     <w:p>
@@ -4083,7 +4002,7 @@
           <w:rFonts w:ascii="Times New Roman" w:hAnsi="Times New Roman" w:cs="Times New Roman"/>
           <w:lang w:val="tr-TR"/>
         </w:rPr>
-        <w:t xml:space="preserve">IEA verilerine göre dünyadaki veri merkezleri 2024 yılında yaklaşık 415 TWh elektrik tüketmiştir; temel senaryoya göre bu tüketimin 2030 yılında yaklaşık 945 TWh olması öngörülmektedir. 2030 yılındaki tüketim 2024 yılındakinin yaklaşık kaç katıdır? Tüketimdeki artış yüzde kaçtır?</w:t>
+        <w:t xml:space="preserve">Bir okulun yıllık elektrik tüketimi 120 000 kWh’tir. Okulda kurulan akıllı bina yönetim sistemi ısıtma, soğutma ve aydınlatmayı ihtiyaca göre ayarlayarak bu tüketimi %15 azaltmaktadır. Sistemin sensörleri ve verileri işleyen bilgisayarı ise yılda 2400 kWh elektrik tüketmektedir. Sistemin sağladığı net tasarruf kaç kWh’tir? Net tasarruf, okulun ilk tüketiminin yüzde kaçıdır?</w:t>
       </w:r>
     </w:p>
     <w:p>
@@ -4117,7 +4036,7 @@
           <w:rFonts w:ascii="Times New Roman" w:hAnsi="Times New Roman" w:cs="Times New Roman"/>
           <w:lang w:val="tr-TR"/>
         </w:rPr>
-        <w:t xml:space="preserve">945 TWh / 415 TWh ≈ 2,28. 2030 yılındaki tüketim 2024 yılındakinin yaklaşık 2,3 katıdır; yani iki katından fazladır.</w:t>
+        <w:t xml:space="preserve">Tüketimdeki azalma = 120 000 kWh · (15 / 100) = 18 000 kWh</w:t>
       </w:r>
     </w:p>
     <w:p>
@@ -4133,7 +4052,39 @@
           <w:rFonts w:ascii="Times New Roman" w:hAnsi="Times New Roman" w:cs="Times New Roman"/>
           <w:lang w:val="tr-TR"/>
         </w:rPr>
-        <w:t xml:space="preserve">Artış (%) = [(945 − 415) / 415] · 100 = (530 / 415) · 100 ≈ %128</w:t>
+        <w:t xml:space="preserve">Net tasarruf = 18 000 kWh − 2400 kWh = 15 600 kWh</w:t>
+      </w:r>
+    </w:p>
+    <w:p>
+      <w:pPr>
+        <w:jc w:val="both"/>
+        <w:rPr>
+          <w:rFonts w:ascii="Times New Roman" w:hAnsi="Times New Roman" w:cs="Times New Roman"/>
+          <w:lang w:val="tr-TR"/>
+        </w:rPr>
+      </w:pPr>
+      <w:r>
+        <w:rPr>
+          <w:rFonts w:ascii="Times New Roman" w:hAnsi="Times New Roman" w:cs="Times New Roman"/>
+          <w:lang w:val="tr-TR"/>
+        </w:rPr>
+        <w:t xml:space="preserve">Net tasarruf (%) = (15 600 kWh / 120 000 kWh) · 100 = %13</w:t>
+      </w:r>
+    </w:p>
+    <w:p>
+      <w:pPr>
+        <w:jc w:val="both"/>
+        <w:rPr>
+          <w:rFonts w:ascii="Times New Roman" w:hAnsi="Times New Roman" w:cs="Times New Roman"/>
+          <w:lang w:val="tr-TR"/>
+        </w:rPr>
+      </w:pPr>
+      <w:r>
+        <w:rPr>
+          <w:rFonts w:ascii="Times New Roman" w:hAnsi="Times New Roman" w:cs="Times New Roman"/>
+          <w:lang w:val="tr-TR"/>
+        </w:rPr>
+        <w:t xml:space="preserve">Sistemin kendi tüketimi hesaba katılmadığında tasarruf %15 görünürken net tasarruf %13’tür. Bir yapay zekâ uygulamasının katkısı, uygulamanın kendi kaynak tüketimi de hesaba katılarak değerlendirilmelidir.</w:t>
       </w:r>
     </w:p>
     <w:p>
@@ -5047,7 +4998,7 @@
           <w:rFonts w:ascii="Times New Roman" w:hAnsi="Times New Roman" w:cs="Times New Roman"/>
           <w:lang w:val="tr-TR"/>
         </w:rPr>
-        <w:t xml:space="preserve">3. Veri merkezlerinin 2024 yılında tükettiği yaklaşık 415 TWh elektrik, dünyanın toplam elektrik tüketiminin yaklaşık %1,5’i ise 2024 yılında dünyanın toplam elektrik tüketimi yaklaşık kaç TWh’tir?</w:t>
+        <w:t xml:space="preserve">3. Bir veri merkezi yılda 50 GWh elektrik tüketmektedir ve bu elektriğin %40’ı sunucuların soğutulması için kullanılmaktadır. Yapay zekâ destekli bir kontrol sistemi soğutma için harcanan elektriği %30 azaltırsa veri merkezinin yıllık elektrik tüketimi kaç GWh olur? Toplam tüketim yüzde kaç azalır?</w:t>
       </w:r>
     </w:p>
     <w:tbl>
@@ -5687,7 +5638,7 @@
           <w:highlight w:val="yellow"/>
           <w:lang w:val="tr-TR"/>
         </w:rPr>
-        <w:t xml:space="preserve">Veri merkezlerine ilişkin sayısal değerler IEA “Energy and AI” (Nisan 2025) raporunun yönetici özetinden alınmıştır (2024: yaklaşık 415 TWh, dünya elektrik tüketiminin yaklaşık %1,5’i; 2030 temel senaryo: yaklaşık 945 TWh). Baskıdan önce raporun güncel sürümüyle karşılaştırılmalıdır. Su tüketimi için bilinçli olarak sayısal değer verilmemiştir.</w:t>
+        <w:t xml:space="preserve">Veri merkezlerine ilişkin sayısal değerler IEA “Energy and AI” (Nisan 2025) raporunun yönetici özetinden alınmıştır (2024: yaklaşık 415 TWh, dünya elektrik tüketiminin yaklaşık %1,5’i; 2030 temel senaryo: yaklaşık 945 TWh). Baskıdan önce raporun güncel sürümüyle karşılaştırılmalıdır. Su tüketimi için bilinçli olarak sayısal değer verilmemiştir. Tablo A, Örnek-Çözüm Atölyesi 3.7. ve Sıra Sizde 3.3.’ün 3. sorusundaki değerler öğretim amaçlı örnek senaryolardır.</w:t>
       </w:r>
     </w:p>
     <w:sectPr>

--- a/Kim12-3-3-Yapay-Zeka-ve-Surdurulebilirlik.docx
+++ b/Kim12-3-3-Yapay-Zeka-ve-Surdurulebilirlik.docx
@@ -36,7 +36,7 @@
           <w:rFonts w:ascii="Times New Roman" w:hAnsi="Times New Roman" w:cs="Times New Roman"/>
           <w:lang w:val="tr-TR"/>
         </w:rPr>
-        <w:t xml:space="preserve">Telefonunuza “Yarın yağmur yağacak mı?” diye sorduğunuzda sesli asistan birkaç saniye içinde cevap verir. İzlediğiniz bir videonun ardından ilginizi çekebilecek yeni videolar önerilir (Görsel A). Hastanelerde bilgisayar programları doktorların röntgen görüntülerini incelemesine yardımcı olur, bazı şehirlerde trafik ışıkları araç yoğunluğuna göre kendini ayarlar. Kimya laboratuvarlarında bile bilgisayarlar, binlerce olası molekül ya da tepkime koşulu arasından en uygununu seçmeye yardım etmektedir. Peki, bu uygulamalar nasıl “öğrenir”? Enerjiyi, suyu ve ham maddeleri daha verimli kullanmamıza yardım ederek doğayı korumaya mı katkı sağlar, yoksa çalışmaları için gereken elektrik, su ve donanım yeni çevre sorunlarına mı yol açar? Bir uygulamanın yalnızca faydasına ya da yalnızca zararına bakarak doğru bir yargıya ulaşılabilir mi? Bir etkinlik yaparak keşfediniz. Analiz ve Keşif Atölyesi 3.3.’te eleştirel düşüneceksiniz: Yapay zekâ uygulamalarının sürdürülebilirliğe etkilerini sorgulayacak, olası katkılar ve riskler hakkında kanıtlara dayanarak akıl yürütecek, ulaştığınız çıkarımları yansıtacaksınız. Tartışmalarda duygularınızı fark edip ifade edecek, farklı görüşlere nezaketle yaklaşacak, değişen durumlara uyum sağlayarak sorumlu kararlar almayı deneyimleyecek; çevreye ve canlılara duyarlılık, tasarruf ve temizlik değerlerini de destekleyeceksiniz.</w:t>
+        <w:t xml:space="preserve">Telefonunuza “Yarın yağmur yağacak mı?” diye sorduğunuzda sesli asistan birkaç saniye içinde cevap verir. İzlediğiniz bir videonun ardından ilginizi çekebilecek yeni videolar önerilir (Görsel A). Hastanelerde bilgisayar programları doktorların röntgen görüntülerini incelemesine yardımcı olur, bazı şehirlerde trafik ışıkları araç yoğunluğuna göre kendini ayarlar. Kimya laboratuvarlarında bile bilgisayarlar, binlerce olası molekül ya da tepkime koşulu arasından en uygununu seçmeye yardım etmektedir. Peki, bu uygulamalar nasıl “öğrenir”? Enerjiyi, suyu ve ham maddeleri daha verimli kullanmamıza yardım ederek doğayı korumaya mı katkı sağlar, yoksa çalışmaları için gereken elektrik, su ve donanım yeni çevre sorunlarına mı yol açar? Bir uygulamanın yalnızca faydasına ya da yalnızca zararına bakarak doğru bir yargıya ulaşılabilir mi? Bu soruların cevabını bir etkinlik yaparak keşfediniz. Analiz ve Keşif Atölyesi 3.3.’te eleştirel düşüneceksiniz: Yapay zekâ uygulamalarının sürdürülebilirliğe etkilerini sorgulayacak, olası katkılar ve riskler hakkında kanıtlara dayanarak akıl yürütecek, ulaştığınız çıkarımları yansıtacaksınız. Tartışmalarda duygularınızı fark edip ifade edecek, farklı görüşlere nezaketle yaklaşacak, değişen durumlara uyum sağlayarak sorumlu kararlar almayı deneyimleyecek; çevreye ve canlılara duyarlılık, tasarruf ve temizlik değerlerini de destekleyeceksiniz.</w:t>
       </w:r>
     </w:p>
     <w:tbl>

--- a/Kim12-3-3-Yapay-Zeka-ve-Surdurulebilirlik.docx
+++ b/Kim12-3-3-Yapay-Zeka-ve-Surdurulebilirlik.docx
@@ -4695,7 +4695,7 @@
                 <w:rFonts w:ascii="Times New Roman" w:hAnsi="Times New Roman" w:cs="Times New Roman"/>
                 <w:lang w:val="tr-TR"/>
               </w:rPr>
-              <w:t xml:space="preserve">a) Gelecekteki olayları tahmin etme</w:t>
+              <w:t xml:space="preserve">a. Gelecekteki olayları tahmin etme</w:t>
             </w:r>
           </w:p>
         </w:tc>
@@ -4741,7 +4741,7 @@
                 <w:rFonts w:ascii="Times New Roman" w:hAnsi="Times New Roman" w:cs="Times New Roman"/>
                 <w:lang w:val="tr-TR"/>
               </w:rPr>
-              <w:t xml:space="preserve">b) Veri madenciliği</w:t>
+              <w:t xml:space="preserve">b. Veri madenciliği</w:t>
             </w:r>
           </w:p>
         </w:tc>
@@ -4787,7 +4787,7 @@
                 <w:rFonts w:ascii="Times New Roman" w:hAnsi="Times New Roman" w:cs="Times New Roman"/>
                 <w:lang w:val="tr-TR"/>
               </w:rPr>
-              <w:t xml:space="preserve">c) Gerçek zamanlı analiz</w:t>
+              <w:t xml:space="preserve">c. Gerçek zamanlı analiz</w:t>
             </w:r>
           </w:p>
         </w:tc>
@@ -4833,7 +4833,7 @@
                 <w:rFonts w:ascii="Times New Roman" w:hAnsi="Times New Roman" w:cs="Times New Roman"/>
                 <w:lang w:val="tr-TR"/>
               </w:rPr>
-              <w:t xml:space="preserve">ç) Otomasyon</w:t>
+              <w:t xml:space="preserve">ç. Otomasyon</w:t>
             </w:r>
           </w:p>
         </w:tc>
@@ -4875,7 +4875,7 @@
           <w:rFonts w:ascii="Times New Roman" w:hAnsi="Times New Roman" w:cs="Times New Roman"/>
           <w:lang w:val="tr-TR"/>
         </w:rPr>
-        <w:t xml:space="preserve">a) Akıllı sulama sistemleriyle tarımda su tüketiminin azaltılması</w:t>
+        <w:t xml:space="preserve">a. Akıllı sulama sistemleriyle tarımda su tüketiminin azaltılması</w:t>
       </w:r>
       <w:r>
         <w:rPr>
@@ -4889,7 +4889,7 @@
           <w:rFonts w:ascii="Times New Roman" w:hAnsi="Times New Roman" w:cs="Times New Roman"/>
           <w:lang w:val="tr-TR"/>
         </w:rPr>
-        <w:t xml:space="preserve">b) Veri merkezlerinin soğutulmasında su kullanılması</w:t>
+        <w:t xml:space="preserve">b. Veri merkezlerinin soğutulmasında su kullanılması</w:t>
       </w:r>
       <w:r>
         <w:rPr>
@@ -4903,7 +4903,7 @@
           <w:rFonts w:ascii="Times New Roman" w:hAnsi="Times New Roman" w:cs="Times New Roman"/>
           <w:lang w:val="tr-TR"/>
         </w:rPr>
-        <w:t xml:space="preserve">c) Zehirlilik tahminiyle zararlı olabilecek maddelerin üretilmeden fark edilmesi</w:t>
+        <w:t xml:space="preserve">c. Zehirlilik tahminiyle zararlı olabilecek maddelerin üretilmeden fark edilmesi</w:t>
       </w:r>
       <w:r>
         <w:rPr>
@@ -4917,7 +4917,7 @@
           <w:rFonts w:ascii="Times New Roman" w:hAnsi="Times New Roman" w:cs="Times New Roman"/>
           <w:lang w:val="tr-TR"/>
         </w:rPr>
-        <w:t xml:space="preserve">ç) Eskiyen sunucuların elektronik atığa dönüşmesi</w:t>
+        <w:t xml:space="preserve">ç. Eskiyen sunucuların elektronik atığa dönüşmesi</w:t>
       </w:r>
       <w:r>
         <w:rPr>
@@ -4931,7 +4931,7 @@
           <w:rFonts w:ascii="Times New Roman" w:hAnsi="Times New Roman" w:cs="Times New Roman"/>
           <w:lang w:val="tr-TR"/>
         </w:rPr>
-        <w:t xml:space="preserve">d) Hazır cevaplara yönelen öğrencilerin deney yapma becerilerinin gelişmemesi</w:t>
+        <w:t xml:space="preserve">d. Hazır cevaplara yönelen öğrencilerin deney yapma becerilerinin gelişmemesi</w:t>
       </w:r>
     </w:p>
     <w:p>

--- a/Kim12-3-3-Yapay-Zeka-ve-Surdurulebilirlik.docx
+++ b/Kim12-3-3-Yapay-Zeka-ve-Surdurulebilirlik.docx
@@ -39,99 +39,73 @@
         <w:t xml:space="preserve">Telefonunuza “Yarın yağmur yağacak mı?” diye sorduğunuzda sesli asistan birkaç saniye içinde cevap verir. İzlediğiniz bir videonun ardından ilginizi çekebilecek yeni videolar önerilir (Görsel A). Hastanelerde bilgisayar programları doktorların röntgen görüntülerini incelemesine yardımcı olur, bazı şehirlerde trafik ışıkları araç yoğunluğuna göre kendini ayarlar. Kimya laboratuvarlarında bile bilgisayarlar, binlerce olası molekül ya da tepkime koşulu arasından en uygununu seçmeye yardım etmektedir. Peki, bu uygulamalar nasıl “öğrenir”? Enerjiyi, suyu ve ham maddeleri daha verimli kullanmamıza yardım ederek doğayı korumaya mı katkı sağlar, yoksa çalışmaları için gereken elektrik, su ve donanım yeni çevre sorunlarına mı yol açar? Bir uygulamanın yalnızca faydasına ya da yalnızca zararına bakarak doğru bir yargıya ulaşılabilir mi? Bu soruların cevabını bir etkinlik yaparak keşfediniz. Analiz ve Keşif Atölyesi 3.3.’te eleştirel düşüneceksiniz: Yapay zekâ uygulamalarının sürdürülebilirliğe etkilerini sorgulayacak, olası katkılar ve riskler hakkında kanıtlara dayanarak akıl yürütecek, ulaştığınız çıkarımları yansıtacaksınız. Tartışmalarda duygularınızı fark edip ifade edecek, farklı görüşlere nezaketle yaklaşacak, değişen durumlara uyum sağlayarak sorumlu kararlar almayı deneyimleyecek; çevreye ve canlılara duyarlılık, tasarruf ve temizlik değerlerini de destekleyeceksiniz.</w:t>
       </w:r>
     </w:p>
-    <w:tbl>
-      <w:tblPr>
-        <w:tblW w:w="9000" w:type="dxa"/>
+    <w:p>
+      <w:pPr>
         <w:jc w:val="center"/>
-        <w:tblBorders>
-          <w:top w:val="single" w:sz="8" w:space="0" w:color="7F7F7F"/>
-          <w:left w:val="single" w:sz="8" w:space="0" w:color="7F7F7F"/>
-          <w:bottom w:val="single" w:sz="8" w:space="0" w:color="7F7F7F"/>
-          <w:right w:val="single" w:sz="8" w:space="0" w:color="7F7F7F"/>
-        </w:tblBorders>
-      </w:tblPr>
-      <w:tblGrid>
-        <w:gridCol w:w="9000"/>
-      </w:tblGrid>
-      <w:tr>
-        <w:tc>
-          <w:tcPr>
-            <w:tcW w:w="9000" w:type="dxa"/>
-            <w:shd w:val="clear" w:color="auto" w:fill="EDEDED"/>
-          </w:tcPr>
-          <w:p>
-            <w:pPr>
-              <w:jc w:val="both"/>
-              <w:rPr>
-                <w:rFonts w:ascii="Times New Roman" w:hAnsi="Times New Roman" w:cs="Times New Roman"/>
-                <w:lang w:val="tr-TR"/>
-              </w:rPr>
-            </w:pPr>
-            <w:r>
-              <w:rPr>
-                <w:rFonts w:ascii="Times New Roman" w:hAnsi="Times New Roman" w:cs="Times New Roman"/>
-                <w:lang w:val="tr-TR"/>
-              </w:rPr>
-              <w:t xml:space="preserve">GÖRSEL ALANI (Shutterstock)</w:t>
-            </w:r>
-          </w:p>
-          <w:p>
-            <w:pPr>
-              <w:jc w:val="both"/>
-              <w:rPr>
-                <w:rFonts w:ascii="Times New Roman" w:hAnsi="Times New Roman" w:cs="Times New Roman"/>
-                <w:lang w:val="tr-TR"/>
-              </w:rPr>
-            </w:pPr>
-            <w:r>
-              <w:rPr>
-                <w:rFonts w:ascii="Times New Roman" w:hAnsi="Times New Roman" w:cs="Times New Roman"/>
-                <w:lang w:val="tr-TR"/>
-              </w:rPr>
-              <w:t xml:space="preserve">Tarif: Akıllı telefonla sesli komut veren bir genç, telefon ekranında video önerileri; arka planda akıllı bina ve trafik simgeleri (vektörel ya da fotoğraf; marka/logo görünmesin).</w:t>
-            </w:r>
-          </w:p>
-          <w:p>
-            <w:pPr>
-              <w:jc w:val="both"/>
-              <w:rPr>
-                <w:rFonts w:ascii="Times New Roman" w:hAnsi="Times New Roman" w:cs="Times New Roman"/>
-                <w:lang w:val="tr-TR"/>
-              </w:rPr>
-            </w:pPr>
-            <w:r>
-              <w:rPr>
-                <w:rFonts w:ascii="Times New Roman" w:hAnsi="Times New Roman" w:cs="Times New Roman"/>
-                <w:lang w:val="tr-TR"/>
-              </w:rPr>
-              <w:t xml:space="preserve">Shutter ID: 2843947897 (fotoğraf) — Woman talking to AI voice assistant on smartphone</w:t>
-            </w:r>
-          </w:p>
-        </w:tc>
-      </w:tr>
-    </w:tbl>
-    <w:p>
-      <w:pPr>
-        <w:jc w:val="both"/>
-        <w:rPr>
-          <w:rFonts w:ascii="Times New Roman" w:hAnsi="Times New Roman" w:cs="Times New Roman"/>
-          <w:lang w:val="tr-TR"/>
-        </w:rPr>
-      </w:pPr>
+      </w:pPr>
+      <w:r>
+        <w:drawing>
+          <wp:inline xmlns:a="http://schemas.openxmlformats.org/drawingml/2006/main" xmlns:pic="http://schemas.openxmlformats.org/drawingml/2006/picture">
+            <wp:extent cx="3430127" cy="2520000"/>
+            <wp:docPr id="900009" name="Picture 900009"/>
+            <wp:cNvGraphicFramePr>
+              <a:graphicFrameLocks noChangeAspect="1"/>
+            </wp:cNvGraphicFramePr>
+            <a:graphic>
+              <a:graphicData uri="http://schemas.openxmlformats.org/drawingml/2006/picture">
+                <pic:pic>
+                  <pic:nvPicPr>
+                    <pic:cNvPr id="0" name="2843947897_d.jpg"/>
+                    <pic:cNvPicPr/>
+                  </pic:nvPicPr>
+                  <pic:blipFill>
+                    <a:blip r:embed="rId11"/>
+                    <a:stretch>
+                      <a:fillRect/>
+                    </a:stretch>
+                  </pic:blipFill>
+                  <pic:spPr>
+                    <a:xfrm>
+                      <a:off x="0" y="0"/>
+                      <a:ext cx="3430127" cy="2520000"/>
+                    </a:xfrm>
+                    <a:prstGeom prst="rect"/>
+                  </pic:spPr>
+                </pic:pic>
+              </a:graphicData>
+            </a:graphic>
+          </wp:inline>
+        </w:drawing>
+      </w:r>
     </w:p>
     <w:p>
       <w:pPr>
         <w:jc w:val="center"/>
-        <w:rPr>
-          <w:rFonts w:ascii="Times New Roman" w:hAnsi="Times New Roman" w:cs="Times New Roman"/>
-          <w:lang w:val="tr-TR"/>
-        </w:rPr>
       </w:pPr>
       <w:r>
         <w:rPr>
           <w:rFonts w:ascii="Times New Roman" w:hAnsi="Times New Roman" w:cs="Times New Roman"/>
           <w:b/>
           <w:bCs/>
+          <w:highlight w:val="yellow"/>
+          <w:lang w:val="tr-TR"/>
+        </w:rPr>
+        <w:t xml:space="preserve">Shutter id: 2843947897</w:t>
+      </w:r>
+    </w:p>
+    <w:p>
+      <w:pPr>
+        <w:jc w:val="center"/>
+        <w:rPr>
+          <w:rFonts w:ascii="Times New Roman" w:hAnsi="Times New Roman" w:cs="Times New Roman"/>
+          <w:lang w:val="tr-TR"/>
+        </w:rPr>
+      </w:pPr>
+      <w:r>
+        <w:rPr>
+          <w:rFonts w:ascii="Times New Roman" w:hAnsi="Times New Roman" w:cs="Times New Roman"/>
+          <w:b/>
+          <w:bCs/>
           <w:lang w:val="tr-TR"/>
         </w:rPr>
         <w:t xml:space="preserve">Görsel A:</w:t>
@@ -144,85 +118,59 @@
         <w:t xml:space="preserve"> Günlük hayatta yapay zekâ uygulamaları</w:t>
       </w:r>
     </w:p>
-    <w:tbl>
-      <w:tblPr>
-        <w:tblW w:w="9000" w:type="dxa"/>
+    <w:p>
+      <w:pPr>
         <w:jc w:val="center"/>
-        <w:tblBorders>
-          <w:top w:val="single" w:sz="8" w:space="0" w:color="7F7F7F"/>
-          <w:left w:val="single" w:sz="8" w:space="0" w:color="7F7F7F"/>
-          <w:bottom w:val="single" w:sz="8" w:space="0" w:color="7F7F7F"/>
-          <w:right w:val="single" w:sz="8" w:space="0" w:color="7F7F7F"/>
-        </w:tblBorders>
-      </w:tblPr>
-      <w:tblGrid>
-        <w:gridCol w:w="9000"/>
-      </w:tblGrid>
-      <w:tr>
-        <w:tc>
-          <w:tcPr>
-            <w:tcW w:w="9000" w:type="dxa"/>
-            <w:shd w:val="clear" w:color="auto" w:fill="EDEDED"/>
-          </w:tcPr>
-          <w:p>
-            <w:pPr>
-              <w:jc w:val="both"/>
-              <w:rPr>
-                <w:rFonts w:ascii="Times New Roman" w:hAnsi="Times New Roman" w:cs="Times New Roman"/>
-                <w:lang w:val="tr-TR"/>
-              </w:rPr>
-            </w:pPr>
-            <w:r>
-              <w:rPr>
-                <w:rFonts w:ascii="Times New Roman" w:hAnsi="Times New Roman" w:cs="Times New Roman"/>
-                <w:lang w:val="tr-TR"/>
-              </w:rPr>
-              <w:t xml:space="preserve">GÖRSEL ALANI (Shutterstock)</w:t>
-            </w:r>
-          </w:p>
-          <w:p>
-            <w:pPr>
-              <w:jc w:val="both"/>
-              <w:rPr>
-                <w:rFonts w:ascii="Times New Roman" w:hAnsi="Times New Roman" w:cs="Times New Roman"/>
-                <w:lang w:val="tr-TR"/>
-              </w:rPr>
-            </w:pPr>
-            <w:r>
-              <w:rPr>
-                <w:rFonts w:ascii="Times New Roman" w:hAnsi="Times New Roman" w:cs="Times New Roman"/>
-                <w:lang w:val="tr-TR"/>
-              </w:rPr>
-              <w:t xml:space="preserve">Tarif: Sıra sıra dizilmiş sunucu dolaplarının bulunduğu bir veri merkezi koridoru; tavanda soğutma boruları (marka/logo görünmesin).</w:t>
-            </w:r>
-          </w:p>
-          <w:p>
-            <w:pPr>
-              <w:jc w:val="both"/>
-              <w:rPr>
-                <w:rFonts w:ascii="Times New Roman" w:hAnsi="Times New Roman" w:cs="Times New Roman"/>
-                <w:lang w:val="tr-TR"/>
-              </w:rPr>
-            </w:pPr>
-            <w:r>
-              <w:rPr>
-                <w:rFonts w:ascii="Times New Roman" w:hAnsi="Times New Roman" w:cs="Times New Roman"/>
-                <w:lang w:val="tr-TR"/>
-              </w:rPr>
-              <w:t xml:space="preserve">Shutter ID: 2655026457 (fotoğraf) — Server rack cooling fans in a data center</w:t>
-            </w:r>
-          </w:p>
-        </w:tc>
-      </w:tr>
-    </w:tbl>
-    <w:p>
-      <w:pPr>
-        <w:jc w:val="both"/>
-        <w:rPr>
-          <w:rFonts w:ascii="Times New Roman" w:hAnsi="Times New Roman" w:cs="Times New Roman"/>
-          <w:lang w:val="tr-TR"/>
-        </w:rPr>
-      </w:pPr>
+      </w:pPr>
+      <w:r>
+        <w:drawing>
+          <wp:inline xmlns:a="http://schemas.openxmlformats.org/drawingml/2006/main" xmlns:pic="http://schemas.openxmlformats.org/drawingml/2006/picture">
+            <wp:extent cx="3436363" cy="2520000"/>
+            <wp:docPr id="900010" name="Picture 900010"/>
+            <wp:cNvGraphicFramePr>
+              <a:graphicFrameLocks noChangeAspect="1"/>
+            </wp:cNvGraphicFramePr>
+            <a:graphic>
+              <a:graphicData uri="http://schemas.openxmlformats.org/drawingml/2006/picture">
+                <pic:pic>
+                  <pic:nvPicPr>
+                    <pic:cNvPr id="0" name="2655026457_d.jpg"/>
+                    <pic:cNvPicPr/>
+                  </pic:nvPicPr>
+                  <pic:blipFill>
+                    <a:blip r:embed="rId12"/>
+                    <a:stretch>
+                      <a:fillRect/>
+                    </a:stretch>
+                  </pic:blipFill>
+                  <pic:spPr>
+                    <a:xfrm>
+                      <a:off x="0" y="0"/>
+                      <a:ext cx="3436363" cy="2520000"/>
+                    </a:xfrm>
+                    <a:prstGeom prst="rect"/>
+                  </pic:spPr>
+                </pic:pic>
+              </a:graphicData>
+            </a:graphic>
+          </wp:inline>
+        </w:drawing>
+      </w:r>
+    </w:p>
+    <w:p>
+      <w:pPr>
+        <w:jc w:val="center"/>
+      </w:pPr>
+      <w:r>
+        <w:rPr>
+          <w:rFonts w:ascii="Times New Roman" w:hAnsi="Times New Roman" w:cs="Times New Roman"/>
+          <w:b/>
+          <w:bCs/>
+          <w:highlight w:val="yellow"/>
+          <w:lang w:val="tr-TR"/>
+        </w:rPr>
+        <w:t xml:space="preserve">Shutter id: 2655026457</w:t>
+      </w:r>
     </w:p>
     <w:p>
       <w:pPr>

--- a/Kim12-3-3-Yapay-Zeka-ve-Surdurulebilirlik.docx
+++ b/Kim12-3-3-Yapay-Zeka-ve-Surdurulebilirlik.docx
@@ -46,7 +46,7 @@
       <w:r>
         <w:drawing>
           <wp:inline xmlns:a="http://schemas.openxmlformats.org/drawingml/2006/main" xmlns:pic="http://schemas.openxmlformats.org/drawingml/2006/picture">
-            <wp:extent cx="3430127" cy="2520000"/>
+            <wp:extent cx="3430127" cy="2517713"/>
             <wp:docPr id="900009" name="Picture 900009"/>
             <wp:cNvGraphicFramePr>
               <a:graphicFrameLocks noChangeAspect="1"/>
@@ -67,7 +67,7 @@
                   <pic:spPr>
                     <a:xfrm>
                       <a:off x="0" y="0"/>
-                      <a:ext cx="3430127" cy="2520000"/>
+                      <a:ext cx="3430127" cy="2517713"/>
                     </a:xfrm>
                     <a:prstGeom prst="rect"/>
                   </pic:spPr>
@@ -90,7 +90,7 @@
           <w:highlight w:val="yellow"/>
           <w:lang w:val="tr-TR"/>
         </w:rPr>
-        <w:t xml:space="preserve">Shutter id: 2843947897</w:t>
+        <w:t xml:space="preserve">Shutter id: 2040223691</w:t>
       </w:r>
     </w:p>
     <w:p>

--- a/Kim12-3-3-Yapay-Zeka-ve-Surdurulebilirlik.docx
+++ b/Kim12-3-3-Yapay-Zeka-ve-Surdurulebilirlik.docx
@@ -39,164 +39,195 @@
         <w:t xml:space="preserve">Telefonunuza “Yarın yağmur yağacak mı?” diye sorduğunuzda sesli asistan birkaç saniye içinde cevap verir. İzlediğiniz bir videonun ardından ilginizi çekebilecek yeni videolar önerilir (Görsel A). Hastanelerde bilgisayar programları doktorların röntgen görüntülerini incelemesine yardımcı olur, bazı şehirlerde trafik ışıkları araç yoğunluğuna göre kendini ayarlar. Kimya laboratuvarlarında bile bilgisayarlar, binlerce olası molekül ya da tepkime koşulu arasından en uygununu seçmeye yardım etmektedir. Peki, bu uygulamalar nasıl “öğrenir”? Enerjiyi, suyu ve ham maddeleri daha verimli kullanmamıza yardım ederek doğayı korumaya mı katkı sağlar, yoksa çalışmaları için gereken elektrik, su ve donanım yeni çevre sorunlarına mı yol açar? Bir uygulamanın yalnızca faydasına ya da yalnızca zararına bakarak doğru bir yargıya ulaşılabilir mi? Bu soruların cevabını bir etkinlik yaparak keşfediniz. Analiz ve Keşif Atölyesi 3.3.’te eleştirel düşüneceksiniz: Yapay zekâ uygulamalarının sürdürülebilirliğe etkilerini sorgulayacak, olası katkılar ve riskler hakkında kanıtlara dayanarak akıl yürütecek, ulaştığınız çıkarımları yansıtacaksınız. Tartışmalarda duygularınızı fark edip ifade edecek, farklı görüşlere nezaketle yaklaşacak, değişen durumlara uyum sağlayarak sorumlu kararlar almayı deneyimleyecek; çevreye ve canlılara duyarlılık, tasarruf ve temizlik değerlerini de destekleyeceksiniz.</w:t>
       </w:r>
     </w:p>
-    <w:p>
-      <w:pPr>
+    <w:tbl>
+      <w:tblPr>
+        <w:tblW w:w="9000" w:type="dxa"/>
         <w:jc w:val="center"/>
-      </w:pPr>
-      <w:r>
-        <w:drawing>
-          <wp:inline xmlns:a="http://schemas.openxmlformats.org/drawingml/2006/main" xmlns:pic="http://schemas.openxmlformats.org/drawingml/2006/picture">
-            <wp:extent cx="3430127" cy="2517713"/>
-            <wp:docPr id="900009" name="Picture 900009"/>
-            <wp:cNvGraphicFramePr>
-              <a:graphicFrameLocks noChangeAspect="1"/>
-            </wp:cNvGraphicFramePr>
-            <a:graphic>
-              <a:graphicData uri="http://schemas.openxmlformats.org/drawingml/2006/picture">
-                <pic:pic>
-                  <pic:nvPicPr>
-                    <pic:cNvPr id="0" name="2843947897_d.jpg"/>
-                    <pic:cNvPicPr/>
-                  </pic:nvPicPr>
-                  <pic:blipFill>
-                    <a:blip r:embed="rId11"/>
-                    <a:stretch>
-                      <a:fillRect/>
-                    </a:stretch>
-                  </pic:blipFill>
-                  <pic:spPr>
-                    <a:xfrm>
-                      <a:off x="0" y="0"/>
-                      <a:ext cx="3430127" cy="2517713"/>
-                    </a:xfrm>
-                    <a:prstGeom prst="rect"/>
-                  </pic:spPr>
-                </pic:pic>
-              </a:graphicData>
-            </a:graphic>
-          </wp:inline>
-        </w:drawing>
-      </w:r>
-    </w:p>
-    <w:p>
-      <w:pPr>
-        <w:jc w:val="center"/>
-      </w:pPr>
-      <w:r>
-        <w:rPr>
-          <w:rFonts w:ascii="Times New Roman" w:hAnsi="Times New Roman" w:cs="Times New Roman"/>
-          <w:b/>
-          <w:bCs/>
-          <w:highlight w:val="yellow"/>
-          <w:lang w:val="tr-TR"/>
-        </w:rPr>
-        <w:t xml:space="preserve">Shutter id: 2040223691</w:t>
-      </w:r>
-    </w:p>
-    <w:p>
-      <w:pPr>
-        <w:jc w:val="center"/>
-        <w:rPr>
-          <w:rFonts w:ascii="Times New Roman" w:hAnsi="Times New Roman" w:cs="Times New Roman"/>
-          <w:lang w:val="tr-TR"/>
-        </w:rPr>
-      </w:pPr>
-      <w:r>
-        <w:rPr>
-          <w:rFonts w:ascii="Times New Roman" w:hAnsi="Times New Roman" w:cs="Times New Roman"/>
-          <w:b/>
-          <w:bCs/>
-          <w:lang w:val="tr-TR"/>
-        </w:rPr>
-        <w:t xml:space="preserve">Görsel A:</w:t>
-      </w:r>
-      <w:r>
-        <w:rPr>
-          <w:rFonts w:ascii="Times New Roman" w:hAnsi="Times New Roman" w:cs="Times New Roman"/>
-          <w:lang w:val="tr-TR"/>
-        </w:rPr>
-        <w:t xml:space="preserve"> Günlük hayatta yapay zekâ uygulamaları</w:t>
-      </w:r>
-    </w:p>
-    <w:p>
-      <w:pPr>
-        <w:jc w:val="center"/>
-      </w:pPr>
-      <w:r>
-        <w:drawing>
-          <wp:inline xmlns:a="http://schemas.openxmlformats.org/drawingml/2006/main" xmlns:pic="http://schemas.openxmlformats.org/drawingml/2006/picture">
-            <wp:extent cx="3436363" cy="2520000"/>
-            <wp:docPr id="900010" name="Picture 900010"/>
-            <wp:cNvGraphicFramePr>
-              <a:graphicFrameLocks noChangeAspect="1"/>
-            </wp:cNvGraphicFramePr>
-            <a:graphic>
-              <a:graphicData uri="http://schemas.openxmlformats.org/drawingml/2006/picture">
-                <pic:pic>
-                  <pic:nvPicPr>
-                    <pic:cNvPr id="0" name="2655026457_d.jpg"/>
-                    <pic:cNvPicPr/>
-                  </pic:nvPicPr>
-                  <pic:blipFill>
-                    <a:blip r:embed="rId12"/>
-                    <a:stretch>
-                      <a:fillRect/>
-                    </a:stretch>
-                  </pic:blipFill>
-                  <pic:spPr>
-                    <a:xfrm>
-                      <a:off x="0" y="0"/>
-                      <a:ext cx="3436363" cy="2520000"/>
-                    </a:xfrm>
-                    <a:prstGeom prst="rect"/>
-                  </pic:spPr>
-                </pic:pic>
-              </a:graphicData>
-            </a:graphic>
-          </wp:inline>
-        </w:drawing>
-      </w:r>
-    </w:p>
-    <w:p>
-      <w:pPr>
-        <w:jc w:val="center"/>
-      </w:pPr>
-      <w:r>
-        <w:rPr>
-          <w:rFonts w:ascii="Times New Roman" w:hAnsi="Times New Roman" w:cs="Times New Roman"/>
-          <w:b/>
-          <w:bCs/>
-          <w:highlight w:val="yellow"/>
-          <w:lang w:val="tr-TR"/>
-        </w:rPr>
-        <w:t xml:space="preserve">Shutter id: 2655026457</w:t>
-      </w:r>
-    </w:p>
-    <w:p>
-      <w:pPr>
-        <w:jc w:val="center"/>
-        <w:rPr>
-          <w:rFonts w:ascii="Times New Roman" w:hAnsi="Times New Roman" w:cs="Times New Roman"/>
-          <w:lang w:val="tr-TR"/>
-        </w:rPr>
-      </w:pPr>
-      <w:r>
-        <w:rPr>
-          <w:rFonts w:ascii="Times New Roman" w:hAnsi="Times New Roman" w:cs="Times New Roman"/>
-          <w:b/>
-          <w:bCs/>
-          <w:lang w:val="tr-TR"/>
-        </w:rPr>
-        <w:t xml:space="preserve">Görsel B:</w:t>
-      </w:r>
-      <w:r>
-        <w:rPr>
-          <w:rFonts w:ascii="Times New Roman" w:hAnsi="Times New Roman" w:cs="Times New Roman"/>
-          <w:lang w:val="tr-TR"/>
-        </w:rPr>
-        <w:t xml:space="preserve"> Veri merkezi</w:t>
-      </w:r>
-    </w:p>
+        <w:tblBorders>
+          <w:top w:val="nil"/>
+          <w:left w:val="nil"/>
+          <w:bottom w:val="nil"/>
+          <w:right w:val="nil"/>
+          <w:insideH w:val="nil"/>
+          <w:insideV w:val="nil"/>
+        </w:tblBorders>
+        <w:tblLayout w:type="fixed"/>
+      </w:tblPr>
+      <w:tblGrid>
+        <w:gridCol w:w="4500"/>
+        <w:gridCol w:w="4500"/>
+      </w:tblGrid>
+      <w:tr>
+        <w:tc>
+          <w:tcPr>
+            <w:tcW w:w="4500" w:type="dxa"/>
+          </w:tcPr>
+          <w:p>
+            <w:pPr>
+              <w:jc w:val="center"/>
+            </w:pPr>
+            <w:r>
+              <w:drawing>
+                <wp:inline xmlns:a="http://schemas.openxmlformats.org/drawingml/2006/main" xmlns:pic="http://schemas.openxmlformats.org/drawingml/2006/picture">
+                  <wp:extent cx="2628000" cy="1928951"/>
+                  <wp:docPr id="900009" name="Picture 900009"/>
+                  <wp:cNvGraphicFramePr>
+                    <a:graphicFrameLocks noChangeAspect="1"/>
+                  </wp:cNvGraphicFramePr>
+                  <a:graphic>
+                    <a:graphicData uri="http://schemas.openxmlformats.org/drawingml/2006/picture">
+                      <pic:pic>
+                        <pic:nvPicPr>
+                          <pic:cNvPr id="0" name="2843947897_d.jpg"/>
+                          <pic:cNvPicPr/>
+                        </pic:nvPicPr>
+                        <pic:blipFill>
+                          <a:blip r:embed="rId11"/>
+                          <a:stretch>
+                            <a:fillRect/>
+                          </a:stretch>
+                        </pic:blipFill>
+                        <pic:spPr>
+                          <a:xfrm>
+                            <a:off x="0" y="0"/>
+                            <a:ext cx="2628000" cy="1928951"/>
+                          </a:xfrm>
+                          <a:prstGeom prst="rect"/>
+                        </pic:spPr>
+                      </pic:pic>
+                    </a:graphicData>
+                  </a:graphic>
+                </wp:inline>
+              </w:drawing>
+            </w:r>
+          </w:p>
+          <w:p>
+            <w:pPr>
+              <w:jc w:val="center"/>
+            </w:pPr>
+            <w:r>
+              <w:rPr>
+                <w:rFonts w:ascii="Times New Roman" w:hAnsi="Times New Roman" w:cs="Times New Roman"/>
+                <w:b/>
+                <w:bCs/>
+                <w:highlight w:val="yellow"/>
+                <w:lang w:val="tr-TR"/>
+              </w:rPr>
+              <w:t xml:space="preserve">Shutter id: 2040223691</w:t>
+            </w:r>
+          </w:p>
+          <w:p>
+            <w:pPr>
+              <w:jc w:val="center"/>
+              <w:rPr>
+                <w:rFonts w:ascii="Times New Roman" w:hAnsi="Times New Roman" w:cs="Times New Roman"/>
+                <w:lang w:val="tr-TR"/>
+              </w:rPr>
+            </w:pPr>
+            <w:r>
+              <w:rPr>
+                <w:rFonts w:ascii="Times New Roman" w:hAnsi="Times New Roman" w:cs="Times New Roman"/>
+                <w:b/>
+                <w:bCs/>
+                <w:lang w:val="tr-TR"/>
+              </w:rPr>
+              <w:t xml:space="preserve">Görsel A:</w:t>
+            </w:r>
+            <w:r>
+              <w:rPr>
+                <w:rFonts w:ascii="Times New Roman" w:hAnsi="Times New Roman" w:cs="Times New Roman"/>
+                <w:lang w:val="tr-TR"/>
+              </w:rPr>
+              <w:t xml:space="preserve"> Günlük hayatta yapay zekâ uygulamaları</w:t>
+            </w:r>
+          </w:p>
+        </w:tc>
+        <w:tc>
+          <w:tcPr>
+            <w:tcW w:w="4500" w:type="dxa"/>
+          </w:tcPr>
+          <w:p>
+            <w:pPr>
+              <w:jc w:val="center"/>
+            </w:pPr>
+            <w:r>
+              <w:drawing>
+                <wp:inline xmlns:a="http://schemas.openxmlformats.org/drawingml/2006/main" xmlns:pic="http://schemas.openxmlformats.org/drawingml/2006/picture">
+                  <wp:extent cx="2628000" cy="1927200"/>
+                  <wp:docPr id="900010" name="Picture 900010"/>
+                  <wp:cNvGraphicFramePr>
+                    <a:graphicFrameLocks noChangeAspect="1"/>
+                  </wp:cNvGraphicFramePr>
+                  <a:graphic>
+                    <a:graphicData uri="http://schemas.openxmlformats.org/drawingml/2006/picture">
+                      <pic:pic>
+                        <pic:nvPicPr>
+                          <pic:cNvPr id="0" name="2655026457_d.jpg"/>
+                          <pic:cNvPicPr/>
+                        </pic:nvPicPr>
+                        <pic:blipFill>
+                          <a:blip r:embed="rId12"/>
+                          <a:stretch>
+                            <a:fillRect/>
+                          </a:stretch>
+                        </pic:blipFill>
+                        <pic:spPr>
+                          <a:xfrm>
+                            <a:off x="0" y="0"/>
+                            <a:ext cx="2628000" cy="1927200"/>
+                          </a:xfrm>
+                          <a:prstGeom prst="rect"/>
+                        </pic:spPr>
+                      </pic:pic>
+                    </a:graphicData>
+                  </a:graphic>
+                </wp:inline>
+              </w:drawing>
+            </w:r>
+          </w:p>
+          <w:p>
+            <w:pPr>
+              <w:jc w:val="center"/>
+            </w:pPr>
+            <w:r>
+              <w:rPr>
+                <w:rFonts w:ascii="Times New Roman" w:hAnsi="Times New Roman" w:cs="Times New Roman"/>
+                <w:b/>
+                <w:bCs/>
+                <w:highlight w:val="yellow"/>
+                <w:lang w:val="tr-TR"/>
+              </w:rPr>
+              <w:t xml:space="preserve">Shutter id: 2655026457</w:t>
+            </w:r>
+          </w:p>
+          <w:p>
+            <w:pPr>
+              <w:jc w:val="center"/>
+              <w:rPr>
+                <w:rFonts w:ascii="Times New Roman" w:hAnsi="Times New Roman" w:cs="Times New Roman"/>
+                <w:lang w:val="tr-TR"/>
+              </w:rPr>
+            </w:pPr>
+            <w:r>
+              <w:rPr>
+                <w:rFonts w:ascii="Times New Roman" w:hAnsi="Times New Roman" w:cs="Times New Roman"/>
+                <w:b/>
+                <w:bCs/>
+                <w:lang w:val="tr-TR"/>
+              </w:rPr>
+              <w:t xml:space="preserve">Görsel B:</w:t>
+            </w:r>
+            <w:r>
+              <w:rPr>
+                <w:rFonts w:ascii="Times New Roman" w:hAnsi="Times New Roman" w:cs="Times New Roman"/>
+                <w:lang w:val="tr-TR"/>
+              </w:rPr>
+              <w:t xml:space="preserve"> Veri merkezi</w:t>
+            </w:r>
+          </w:p>
+        </w:tc>
+      </w:tr>
+    </w:tbl>
     <w:p>
       <w:pPr>
         <w:jc w:val="both"/>
